--- a/Tuan_10/BaoCao_Tuan10.docx
+++ b/Tuan_10/BaoCao_Tuan10.docx
@@ -48,7 +48,7 @@
         <w:tc>
           <w:tcPr>
             <w:tcW w:type="dxa" w:w="3249"/>
-            <w:shd w:val="clear" w:color="auto" w:fill="D9E2F3"/>
+            <w:shd w:val="clear" w:color="auto" w:fill="E7E6E6"/>
           </w:tcPr>
           <w:p>
             <w:r>
@@ -68,7 +68,7 @@
         <w:tc>
           <w:tcPr>
             <w:tcW w:type="dxa" w:w="3249"/>
-            <w:shd w:val="clear" w:color="auto" w:fill="D9E2F3"/>
+            <w:shd w:val="clear" w:color="auto" w:fill="E7E6E6"/>
           </w:tcPr>
           <w:p>
             <w:r>
@@ -88,7 +88,7 @@
         <w:tc>
           <w:tcPr>
             <w:tcW w:type="dxa" w:w="3249"/>
-            <w:shd w:val="clear" w:color="auto" w:fill="D9E2F3"/>
+            <w:shd w:val="clear" w:color="auto" w:fill="E7E6E6"/>
           </w:tcPr>
           <w:p>
             <w:r>
@@ -130,7 +130,7 @@
             <w:r>
               <w:rPr>
                 <w:rFonts w:ascii="Consolas" w:hAnsi="Consolas"/>
-                <w:color w:val="8B1A1A"/>
+                <w:color w:val="000000"/>
                 <w:sz w:val="20"/>
               </w:rPr>
               <w:t>math_data_lake/src/mdl/api.py</w:t>
@@ -144,7 +144,7 @@
             <w:r>
               <w:rPr>
                 <w:rFonts w:ascii="Consolas" w:hAnsi="Consolas"/>
-                <w:color w:val="8B1A1A"/>
+                <w:color w:val="000000"/>
                 <w:sz w:val="20"/>
               </w:rPr>
               <w:t>client.py</w:t>
@@ -158,7 +158,7 @@
             <w:r>
               <w:rPr>
                 <w:rFonts w:ascii="Consolas" w:hAnsi="Consolas"/>
-                <w:color w:val="8B1A1A"/>
+                <w:color w:val="000000"/>
                 <w:sz w:val="20"/>
               </w:rPr>
               <w:t>docs/api.md</w:t>
@@ -172,7 +172,7 @@
             <w:r>
               <w:rPr>
                 <w:rFonts w:ascii="Consolas" w:hAnsi="Consolas"/>
-                <w:color w:val="8B1A1A"/>
+                <w:color w:val="000000"/>
                 <w:sz w:val="20"/>
               </w:rPr>
               <w:t>python scripts/mdl.py serve</w:t>
@@ -218,7 +218,7 @@
             <w:r>
               <w:rPr>
                 <w:rFonts w:ascii="Consolas" w:hAnsi="Consolas"/>
-                <w:color w:val="8B1A1A"/>
+                <w:color w:val="000000"/>
                 <w:sz w:val="20"/>
               </w:rPr>
               <w:t>math_data_lake/</w:t>
@@ -232,7 +232,7 @@
             <w:r>
               <w:rPr>
                 <w:rFonts w:ascii="Consolas" w:hAnsi="Consolas"/>
-                <w:color w:val="8B1A1A"/>
+                <w:color w:val="000000"/>
                 <w:sz w:val="20"/>
               </w:rPr>
               <w:t>CHANGELOG.md</w:t>
@@ -246,7 +246,7 @@
             <w:r>
               <w:rPr>
                 <w:rFonts w:ascii="Consolas" w:hAnsi="Consolas"/>
-                <w:color w:val="8B1A1A"/>
+                <w:color w:val="000000"/>
                 <w:sz w:val="20"/>
               </w:rPr>
               <w:t>results/raw/tuan_10/pytest_final.txt</w:t>
@@ -298,7 +298,7 @@
             <w:r>
               <w:rPr>
                 <w:rFonts w:ascii="Consolas" w:hAnsi="Consolas"/>
-                <w:color w:val="8B1A1A"/>
+                <w:color w:val="000000"/>
                 <w:sz w:val="20"/>
               </w:rPr>
               <w:t>scripts/demo.py</w:t>
@@ -312,7 +312,7 @@
             <w:r>
               <w:rPr>
                 <w:rFonts w:ascii="Consolas" w:hAnsi="Consolas"/>
-                <w:color w:val="8B1A1A"/>
+                <w:color w:val="000000"/>
                 <w:sz w:val="20"/>
               </w:rPr>
               <w:t>docs/kich_ban_demo.md</w:t>
@@ -326,7 +326,7 @@
             <w:r>
               <w:rPr>
                 <w:rFonts w:ascii="Consolas" w:hAnsi="Consolas"/>
-                <w:color w:val="8B1A1A"/>
+                <w:color w:val="000000"/>
                 <w:sz w:val="20"/>
               </w:rPr>
               <w:t>slides/BaoVe_Nhom1.pptx</w:t>
@@ -378,7 +378,7 @@
             <w:r>
               <w:rPr>
                 <w:rFonts w:ascii="Consolas" w:hAnsi="Consolas"/>
-                <w:color w:val="8B1A1A"/>
+                <w:color w:val="000000"/>
                 <w:sz w:val="20"/>
               </w:rPr>
               <w:t>math_data_lake/contributions.md</w:t>
@@ -392,7 +392,7 @@
             <w:r>
               <w:rPr>
                 <w:rFonts w:ascii="Consolas" w:hAnsi="Consolas"/>
-                <w:color w:val="8B1A1A"/>
+                <w:color w:val="000000"/>
                 <w:sz w:val="20"/>
               </w:rPr>
               <w:t>docs/bo_cau_hoi_bao_ve.md</w:t>
@@ -446,7 +446,7 @@
         <w:tc>
           <w:tcPr>
             <w:tcW w:type="dxa" w:w="4873"/>
-            <w:shd w:val="clear" w:color="auto" w:fill="D9E2F3"/>
+            <w:shd w:val="clear" w:color="auto" w:fill="E7E6E6"/>
           </w:tcPr>
           <w:p>
             <w:r>
@@ -466,7 +466,7 @@
         <w:tc>
           <w:tcPr>
             <w:tcW w:type="dxa" w:w="4873"/>
-            <w:shd w:val="clear" w:color="auto" w:fill="D9E2F3"/>
+            <w:shd w:val="clear" w:color="auto" w:fill="E7E6E6"/>
           </w:tcPr>
           <w:p>
             <w:r>
@@ -494,7 +494,7 @@
             <w:r>
               <w:rPr>
                 <w:rFonts w:ascii="Consolas" w:hAnsi="Consolas"/>
-                <w:color w:val="8B1A1A"/>
+                <w:color w:val="000000"/>
                 <w:sz w:val="20"/>
               </w:rPr>
               <w:t>/records/{id}</w:t>
@@ -508,7 +508,7 @@
             <w:r>
               <w:rPr>
                 <w:rFonts w:ascii="Consolas" w:hAnsi="Consolas"/>
-                <w:color w:val="8B1A1A"/>
+                <w:color w:val="000000"/>
                 <w:sz w:val="20"/>
               </w:rPr>
               <w:t>/records</w:t>
@@ -546,7 +546,7 @@
             <w:r>
               <w:rPr>
                 <w:rFonts w:ascii="Consolas" w:hAnsi="Consolas"/>
-                <w:color w:val="8B1A1A"/>
+                <w:color w:val="000000"/>
                 <w:sz w:val="20"/>
               </w:rPr>
               <w:t>/premises/{p}/theorems</w:t>
@@ -578,7 +578,7 @@
             <w:r>
               <w:rPr>
                 <w:rFonts w:ascii="Consolas" w:hAnsi="Consolas"/>
-                <w:color w:val="8B1A1A"/>
+                <w:color w:val="000000"/>
                 <w:sz w:val="20"/>
               </w:rPr>
               <w:t>/pairs/nl-formal</w:t>
@@ -610,7 +610,7 @@
             <w:r>
               <w:rPr>
                 <w:rFonts w:ascii="Consolas" w:hAnsi="Consolas"/>
-                <w:color w:val="8B1A1A"/>
+                <w:color w:val="000000"/>
                 <w:sz w:val="20"/>
               </w:rPr>
               <w:t>/provenance/{id}</w:t>
@@ -642,7 +642,7 @@
             <w:r>
               <w:rPr>
                 <w:rFonts w:ascii="Consolas" w:hAnsi="Consolas"/>
-                <w:color w:val="8B1A1A"/>
+                <w:color w:val="000000"/>
                 <w:sz w:val="20"/>
               </w:rPr>
               <w:t>/export</w:t>
@@ -680,7 +680,7 @@
             <w:r>
               <w:rPr>
                 <w:rFonts w:ascii="Consolas" w:hAnsi="Consolas"/>
-                <w:color w:val="8B1A1A"/>
+                <w:color w:val="000000"/>
                 <w:sz w:val="20"/>
               </w:rPr>
               <w:t>/catalog</w:t>
@@ -694,7 +694,7 @@
             <w:r>
               <w:rPr>
                 <w:rFonts w:ascii="Consolas" w:hAnsi="Consolas"/>
-                <w:color w:val="8B1A1A"/>
+                <w:color w:val="000000"/>
                 <w:sz w:val="20"/>
               </w:rPr>
               <w:t>/stats</w:t>
@@ -708,7 +708,7 @@
             <w:r>
               <w:rPr>
                 <w:rFonts w:ascii="Consolas" w:hAnsi="Consolas"/>
-                <w:color w:val="8B1A1A"/>
+                <w:color w:val="000000"/>
                 <w:sz w:val="20"/>
               </w:rPr>
               <w:t>/health</w:t>
@@ -742,7 +742,7 @@
       <w:r>
         <w:rPr>
           <w:rFonts w:ascii="Consolas" w:hAnsi="Consolas"/>
-          <w:color w:val="8B1A1A"/>
+          <w:color w:val="000000"/>
           <w:sz w:val="19"/>
         </w:rPr>
         <w:t>record_id</w:t>
@@ -753,7 +753,7 @@
       <w:r>
         <w:rPr>
           <w:rFonts w:ascii="Consolas" w:hAnsi="Consolas"/>
-          <w:color w:val="8B1A1A"/>
+          <w:color w:val="000000"/>
           <w:sz w:val="19"/>
         </w:rPr>
         <w:t>source</w:t>
@@ -764,7 +764,7 @@
       <w:r>
         <w:rPr>
           <w:rFonts w:ascii="Consolas" w:hAnsi="Consolas"/>
-          <w:color w:val="8B1A1A"/>
+          <w:color w:val="000000"/>
           <w:sz w:val="19"/>
         </w:rPr>
         <w:t>record_type</w:t>
@@ -775,7 +775,7 @@
       <w:r>
         <w:rPr>
           <w:rFonts w:ascii="Consolas" w:hAnsi="Consolas"/>
-          <w:color w:val="8B1A1A"/>
+          <w:color w:val="000000"/>
           <w:sz w:val="19"/>
         </w:rPr>
         <w:t>split</w:t>
@@ -817,7 +817,7 @@
         <w:tc>
           <w:tcPr>
             <w:tcW w:type="dxa" w:w="1392"/>
-            <w:shd w:val="clear" w:color="auto" w:fill="D9E2F3"/>
+            <w:shd w:val="clear" w:color="auto" w:fill="E7E6E6"/>
           </w:tcPr>
           <w:p>
             <w:r>
@@ -837,7 +837,7 @@
         <w:tc>
           <w:tcPr>
             <w:tcW w:type="dxa" w:w="1392"/>
-            <w:shd w:val="clear" w:color="auto" w:fill="D9E2F3"/>
+            <w:shd w:val="clear" w:color="auto" w:fill="E7E6E6"/>
           </w:tcPr>
           <w:p>
             <w:r>
@@ -857,7 +857,7 @@
         <w:tc>
           <w:tcPr>
             <w:tcW w:type="dxa" w:w="1392"/>
-            <w:shd w:val="clear" w:color="auto" w:fill="D9E2F3"/>
+            <w:shd w:val="clear" w:color="auto" w:fill="E7E6E6"/>
           </w:tcPr>
           <w:p>
             <w:r>
@@ -877,7 +877,7 @@
         <w:tc>
           <w:tcPr>
             <w:tcW w:type="dxa" w:w="1392"/>
-            <w:shd w:val="clear" w:color="auto" w:fill="D9E2F3"/>
+            <w:shd w:val="clear" w:color="auto" w:fill="E7E6E6"/>
           </w:tcPr>
           <w:p>
             <w:r>
@@ -897,7 +897,7 @@
         <w:tc>
           <w:tcPr>
             <w:tcW w:type="dxa" w:w="1392"/>
-            <w:shd w:val="clear" w:color="auto" w:fill="D9E2F3"/>
+            <w:shd w:val="clear" w:color="auto" w:fill="E7E6E6"/>
           </w:tcPr>
           <w:p>
             <w:r>
@@ -917,7 +917,7 @@
         <w:tc>
           <w:tcPr>
             <w:tcW w:type="dxa" w:w="1392"/>
-            <w:shd w:val="clear" w:color="auto" w:fill="D9E2F3"/>
+            <w:shd w:val="clear" w:color="auto" w:fill="E7E6E6"/>
           </w:tcPr>
           <w:p>
             <w:r>
@@ -937,7 +937,7 @@
         <w:tc>
           <w:tcPr>
             <w:tcW w:type="dxa" w:w="1392"/>
-            <w:shd w:val="clear" w:color="auto" w:fill="D9E2F3"/>
+            <w:shd w:val="clear" w:color="auto" w:fill="E7E6E6"/>
           </w:tcPr>
           <w:p>
             <w:r>
@@ -1318,7 +1318,7 @@
       <w:r>
         <w:rPr>
           <w:rFonts w:ascii="Consolas" w:hAnsi="Consolas"/>
-          <w:color w:val="8B1A1A"/>
+          <w:color w:val="000000"/>
           <w:sz w:val="19"/>
         </w:rPr>
         <w:t>record_id → tệp/row group</w:t>
@@ -1351,7 +1351,7 @@
       <w:r>
         <w:rPr>
           <w:rFonts w:ascii="Consolas" w:hAnsi="Consolas"/>
-          <w:color w:val="8B1A1A"/>
+          <w:color w:val="000000"/>
           <w:sz w:val="19"/>
         </w:rPr>
         <w:t>src/mdl</w:t>
@@ -1362,7 +1362,7 @@
       <w:r>
         <w:rPr>
           <w:rFonts w:ascii="Consolas" w:hAnsi="Consolas"/>
-          <w:color w:val="8B1A1A"/>
+          <w:color w:val="000000"/>
           <w:sz w:val="19"/>
         </w:rPr>
         <w:t>scripts/mdl.py</w:t>
@@ -1401,7 +1401,7 @@
       <w:r>
         <w:rPr>
           <w:rFonts w:ascii="Consolas" w:hAnsi="Consolas"/>
-          <w:color w:val="8B1A1A"/>
+          <w:color w:val="000000"/>
           <w:sz w:val="19"/>
         </w:rPr>
         <w:t>python scripts/mdl.py sample</w:t>
@@ -1440,7 +1440,7 @@
       <w:r>
         <w:rPr>
           <w:rFonts w:ascii="Consolas" w:hAnsi="Consolas"/>
-          <w:color w:val="8B1A1A"/>
+          <w:color w:val="000000"/>
           <w:sz w:val="19"/>
         </w:rPr>
         <w:t>python scripts/tao_hinh_bao_cao.py</w:t>
@@ -1465,7 +1465,7 @@
       <w:r>
         <w:rPr>
           <w:rFonts w:ascii="Consolas" w:hAnsi="Consolas"/>
-          <w:color w:val="8B1A1A"/>
+          <w:color w:val="000000"/>
           <w:sz w:val="19"/>
         </w:rPr>
         <w:t>report/BaoCao_BTL_Nhom1.{md,docx,pdf}</w:t>
@@ -1485,7 +1485,7 @@
       <w:r>
         <w:rPr>
           <w:rFonts w:ascii="Consolas" w:hAnsi="Consolas"/>
-          <w:color w:val="8B1A1A"/>
+          <w:color w:val="000000"/>
           <w:sz w:val="19"/>
         </w:rPr>
         <w:t>slides/BaoVe_Nhom1.pptx</w:t>
@@ -1516,7 +1516,7 @@
         <w:tc>
           <w:tcPr>
             <w:tcW w:type="dxa" w:w="4873"/>
-            <w:shd w:val="clear" w:color="auto" w:fill="D9E2F3"/>
+            <w:shd w:val="clear" w:color="auto" w:fill="E7E6E6"/>
           </w:tcPr>
           <w:p>
             <w:r>
@@ -1536,7 +1536,7 @@
         <w:tc>
           <w:tcPr>
             <w:tcW w:type="dxa" w:w="4873"/>
-            <w:shd w:val="clear" w:color="auto" w:fill="D9E2F3"/>
+            <w:shd w:val="clear" w:color="auto" w:fill="E7E6E6"/>
           </w:tcPr>
           <w:p>
             <w:r>
@@ -1608,7 +1608,7 @@
             <w:r>
               <w:rPr>
                 <w:rFonts w:ascii="Consolas" w:hAnsi="Consolas"/>
-                <w:color w:val="8B1A1A"/>
+                <w:color w:val="000000"/>
                 <w:sz w:val="20"/>
               </w:rPr>
               <w:t>python scripts/mdl.py sample</w:t>
@@ -1739,7 +1739,7 @@
       <w:r>
         <w:rPr>
           <w:rFonts w:ascii="Consolas" w:hAnsi="Consolas"/>
-          <w:color w:val="8B1A1A"/>
+          <w:color w:val="000000"/>
           <w:sz w:val="19"/>
         </w:rPr>
         <w:t>contributions.md</w:t>
@@ -1758,7 +1758,7 @@
       <w:r>
         <w:rPr>
           <w:rFonts w:ascii="Consolas" w:hAnsi="Consolas"/>
-          <w:color w:val="8B1A1A"/>
+          <w:color w:val="000000"/>
           <w:sz w:val="19"/>
         </w:rPr>
         <w:t>docs/kich_ban_demo.md</w:t>
@@ -1785,7 +1785,7 @@
       <w:r>
         <w:rPr>
           <w:rFonts w:ascii="Consolas" w:hAnsi="Consolas"/>
-          <w:color w:val="8B1A1A"/>
+          <w:color w:val="000000"/>
           <w:sz w:val="19"/>
         </w:rPr>
         <w:t>.gitignore</w:t>
@@ -1796,7 +1796,7 @@
       <w:r>
         <w:rPr>
           <w:rFonts w:ascii="Consolas" w:hAnsi="Consolas"/>
-          <w:color w:val="8B1A1A"/>
+          <w:color w:val="000000"/>
           <w:sz w:val="19"/>
         </w:rPr>
         <w:t>_storage</w:t>
@@ -1807,7 +1807,7 @@
       <w:r>
         <w:rPr>
           <w:rFonts w:ascii="Consolas" w:hAnsi="Consolas"/>
-          <w:color w:val="8B1A1A"/>
+          <w:color w:val="000000"/>
           <w:sz w:val="19"/>
         </w:rPr>
         <w:t>.venv</w:t>
@@ -1818,7 +1818,7 @@
       <w:r>
         <w:rPr>
           <w:rFonts w:ascii="Consolas" w:hAnsi="Consolas"/>
-          <w:color w:val="8B1A1A"/>
+          <w:color w:val="000000"/>
           <w:sz w:val="19"/>
         </w:rPr>
         <w:t>git_commit</w:t>
@@ -2202,6 +2202,7 @@
     <w:rsid w:val="00FC693F"/>
     <w:rPr>
       <w:rFonts w:ascii="Times New Roman" w:hAnsi="Times New Roman" w:eastAsia="Times New Roman"/>
+      <w:color w:val="000000"/>
       <w:sz w:val="24"/>
     </w:rPr>
   </w:style>
@@ -2267,7 +2268,7 @@
       <w:rFonts w:ascii="Times New Roman" w:hAnsi="Times New Roman" w:eastAsia="Times New Roman" w:cs="Times New Roman"/>
       <w:b/>
       <w:bCs/>
-      <w:color w:val="1F3A68"/>
+      <w:color w:val="000000"/>
       <w:sz w:val="28"/>
       <w:szCs w:val="28"/>
     </w:rPr>
@@ -2291,7 +2292,7 @@
       <w:rFonts w:ascii="Times New Roman" w:hAnsi="Times New Roman" w:eastAsia="Times New Roman" w:cs="Times New Roman"/>
       <w:b/>
       <w:bCs/>
-      <w:color w:val="1F3A68"/>
+      <w:color w:val="000000"/>
       <w:sz w:val="26"/>
       <w:szCs w:val="26"/>
     </w:rPr>
@@ -2315,7 +2316,7 @@
       <w:rFonts w:ascii="Times New Roman" w:hAnsi="Times New Roman" w:eastAsia="Times New Roman" w:cs="Times New Roman"/>
       <w:b/>
       <w:bCs/>
-      <w:color w:val="1F3A68"/>
+      <w:color w:val="000000"/>
     </w:rPr>
   </w:style>
   <w:style w:type="paragraph" w:styleId="Heading4">
@@ -2340,7 +2341,7 @@
       <w:bCs/>
       <w:i/>
       <w:iCs/>
-      <w:color w:val="1F3A68"/>
+      <w:color w:val="000000"/>
     </w:rPr>
   </w:style>
   <w:style w:type="paragraph" w:styleId="Heading5">
@@ -2361,7 +2362,7 @@
     </w:pPr>
     <w:rPr>
       <w:rFonts w:asciiTheme="majorHAnsi" w:eastAsiaTheme="majorEastAsia" w:hAnsiTheme="majorHAnsi" w:cstheme="majorBidi"/>
-      <w:color w:val="243F60" w:themeColor="accent1" w:themeShade="7F"/>
+      <w:color w:val="000000"/>
     </w:rPr>
   </w:style>
   <w:style w:type="paragraph" w:styleId="Heading6">
@@ -2384,7 +2385,7 @@
       <w:rFonts w:asciiTheme="majorHAnsi" w:eastAsiaTheme="majorEastAsia" w:hAnsiTheme="majorHAnsi" w:cstheme="majorBidi"/>
       <w:i/>
       <w:iCs/>
-      <w:color w:val="243F60" w:themeColor="accent1" w:themeShade="7F"/>
+      <w:color w:val="000000"/>
     </w:rPr>
   </w:style>
   <w:style w:type="paragraph" w:styleId="Heading7">
@@ -2407,7 +2408,7 @@
       <w:rFonts w:asciiTheme="majorHAnsi" w:eastAsiaTheme="majorEastAsia" w:hAnsiTheme="majorHAnsi" w:cstheme="majorBidi"/>
       <w:i/>
       <w:iCs/>
-      <w:color w:val="404040" w:themeColor="text1" w:themeTint="BF"/>
+      <w:color w:val="000000"/>
     </w:rPr>
   </w:style>
   <w:style w:type="paragraph" w:styleId="Heading8">
@@ -2428,7 +2429,7 @@
     </w:pPr>
     <w:rPr>
       <w:rFonts w:asciiTheme="majorHAnsi" w:eastAsiaTheme="majorEastAsia" w:hAnsiTheme="majorHAnsi" w:cstheme="majorBidi"/>
-      <w:color w:val="4F81BD" w:themeColor="accent1"/>
+      <w:color w:val="000000"/>
       <w:sz w:val="20"/>
       <w:szCs w:val="20"/>
     </w:rPr>
@@ -2453,7 +2454,7 @@
       <w:rFonts w:asciiTheme="majorHAnsi" w:eastAsiaTheme="majorEastAsia" w:hAnsiTheme="majorHAnsi" w:cstheme="majorBidi"/>
       <w:i/>
       <w:iCs/>
-      <w:color w:val="404040" w:themeColor="text1" w:themeTint="BF"/>
+      <w:color w:val="000000"/>
       <w:sz w:val="20"/>
       <w:szCs w:val="20"/>
     </w:rPr>
@@ -2504,7 +2505,7 @@
       <w:rFonts w:asciiTheme="majorHAnsi" w:eastAsiaTheme="majorEastAsia" w:hAnsiTheme="majorHAnsi" w:cstheme="majorBidi"/>
       <w:b/>
       <w:bCs/>
-      <w:color w:val="365F91" w:themeColor="accent1" w:themeShade="BF"/>
+      <w:color w:val="000000"/>
       <w:sz w:val="28"/>
       <w:szCs w:val="28"/>
     </w:rPr>
@@ -2519,7 +2520,7 @@
       <w:rFonts w:asciiTheme="majorHAnsi" w:eastAsiaTheme="majorEastAsia" w:hAnsiTheme="majorHAnsi" w:cstheme="majorBidi"/>
       <w:b/>
       <w:bCs/>
-      <w:color w:val="4F81BD" w:themeColor="accent1"/>
+      <w:color w:val="000000"/>
       <w:sz w:val="26"/>
       <w:szCs w:val="26"/>
     </w:rPr>
@@ -2534,7 +2535,7 @@
       <w:rFonts w:asciiTheme="majorHAnsi" w:eastAsiaTheme="majorEastAsia" w:hAnsiTheme="majorHAnsi" w:cstheme="majorBidi"/>
       <w:b/>
       <w:bCs/>
-      <w:color w:val="4F81BD" w:themeColor="accent1"/>
+      <w:color w:val="000000"/>
     </w:rPr>
   </w:style>
   <w:style w:type="paragraph" w:styleId="Title">
@@ -2554,7 +2555,7 @@
     </w:pPr>
     <w:rPr>
       <w:rFonts w:ascii="Times New Roman" w:hAnsi="Times New Roman" w:eastAsia="Times New Roman" w:cs="Times New Roman"/>
-      <w:color w:val="1F3A68"/>
+      <w:color w:val="000000"/>
       <w:spacing w:val="5"/>
       <w:kern w:val="28"/>
       <w:sz w:val="52"/>
@@ -2569,7 +2570,7 @@
     <w:rsid w:val="00FC693F"/>
     <w:rPr>
       <w:rFonts w:asciiTheme="majorHAnsi" w:eastAsiaTheme="majorEastAsia" w:hAnsiTheme="majorHAnsi" w:cstheme="majorBidi"/>
-      <w:color w:val="17365D" w:themeColor="text2" w:themeShade="BF"/>
+      <w:color w:val="000000"/>
       <w:spacing w:val="5"/>
       <w:kern w:val="28"/>
       <w:sz w:val="52"/>
@@ -2593,7 +2594,7 @@
       <w:rFonts w:asciiTheme="majorHAnsi" w:eastAsiaTheme="majorEastAsia" w:hAnsiTheme="majorHAnsi" w:cstheme="majorBidi"/>
       <w:i/>
       <w:iCs/>
-      <w:color w:val="4F81BD" w:themeColor="accent1"/>
+      <w:color w:val="000000"/>
       <w:spacing w:val="15"/>
       <w:sz w:val="24"/>
       <w:szCs w:val="24"/>
@@ -2609,7 +2610,7 @@
       <w:rFonts w:asciiTheme="majorHAnsi" w:eastAsiaTheme="majorEastAsia" w:hAnsiTheme="majorHAnsi" w:cstheme="majorBidi"/>
       <w:i/>
       <w:iCs/>
-      <w:color w:val="4F81BD" w:themeColor="accent1"/>
+      <w:color w:val="000000"/>
       <w:spacing w:val="15"/>
       <w:sz w:val="24"/>
       <w:szCs w:val="24"/>
@@ -2881,7 +2882,7 @@
     <w:rPr>
       <w:i/>
       <w:iCs/>
-      <w:color w:val="000000" w:themeColor="text1"/>
+      <w:color w:val="000000"/>
     </w:rPr>
   </w:style>
   <w:style w:type="character" w:customStyle="1" w:styleId="QuoteChar">
@@ -2893,7 +2894,7 @@
     <w:rPr>
       <w:i/>
       <w:iCs/>
-      <w:color w:val="000000" w:themeColor="text1"/>
+      <w:color w:val="000000"/>
     </w:rPr>
   </w:style>
   <w:style w:type="character" w:customStyle="1" w:styleId="Heading4Char">
@@ -2909,7 +2910,7 @@
       <w:bCs/>
       <w:i/>
       <w:iCs/>
-      <w:color w:val="4F81BD" w:themeColor="accent1"/>
+      <w:color w:val="000000"/>
     </w:rPr>
   </w:style>
   <w:style w:type="character" w:customStyle="1" w:styleId="Heading5Char">
@@ -2921,7 +2922,7 @@
     <w:rsid w:val="00FC693F"/>
     <w:rPr>
       <w:rFonts w:asciiTheme="majorHAnsi" w:eastAsiaTheme="majorEastAsia" w:hAnsiTheme="majorHAnsi" w:cstheme="majorBidi"/>
-      <w:color w:val="243F60" w:themeColor="accent1" w:themeShade="7F"/>
+      <w:color w:val="000000"/>
     </w:rPr>
   </w:style>
   <w:style w:type="character" w:customStyle="1" w:styleId="Heading6Char">
@@ -2935,7 +2936,7 @@
       <w:rFonts w:asciiTheme="majorHAnsi" w:eastAsiaTheme="majorEastAsia" w:hAnsiTheme="majorHAnsi" w:cstheme="majorBidi"/>
       <w:i/>
       <w:iCs/>
-      <w:color w:val="243F60" w:themeColor="accent1" w:themeShade="7F"/>
+      <w:color w:val="000000"/>
     </w:rPr>
   </w:style>
   <w:style w:type="character" w:customStyle="1" w:styleId="Heading7Char">
@@ -2949,7 +2950,7 @@
       <w:rFonts w:asciiTheme="majorHAnsi" w:eastAsiaTheme="majorEastAsia" w:hAnsiTheme="majorHAnsi" w:cstheme="majorBidi"/>
       <w:i/>
       <w:iCs/>
-      <w:color w:val="404040" w:themeColor="text1" w:themeTint="BF"/>
+      <w:color w:val="000000"/>
     </w:rPr>
   </w:style>
   <w:style w:type="character" w:customStyle="1" w:styleId="Heading8Char">
@@ -2961,7 +2962,7 @@
     <w:rsid w:val="00FC693F"/>
     <w:rPr>
       <w:rFonts w:asciiTheme="majorHAnsi" w:eastAsiaTheme="majorEastAsia" w:hAnsiTheme="majorHAnsi" w:cstheme="majorBidi"/>
-      <w:color w:val="4F81BD" w:themeColor="accent1"/>
+      <w:color w:val="000000"/>
       <w:sz w:val="20"/>
       <w:szCs w:val="20"/>
     </w:rPr>
@@ -2977,7 +2978,7 @@
       <w:rFonts w:asciiTheme="majorHAnsi" w:eastAsiaTheme="majorEastAsia" w:hAnsiTheme="majorHAnsi" w:cstheme="majorBidi"/>
       <w:i/>
       <w:iCs/>
-      <w:color w:val="404040" w:themeColor="text1" w:themeTint="BF"/>
+      <w:color w:val="000000"/>
       <w:sz w:val="20"/>
       <w:szCs w:val="20"/>
     </w:rPr>
@@ -2997,7 +2998,7 @@
     <w:rPr>
       <w:b/>
       <w:bCs/>
-      <w:color w:val="4F81BD" w:themeColor="accent1"/>
+      <w:color w:val="000000"/>
       <w:sz w:val="18"/>
       <w:szCs w:val="18"/>
     </w:rPr>
@@ -3044,7 +3045,7 @@
       <w:bCs/>
       <w:i/>
       <w:iCs/>
-      <w:color w:val="4F81BD" w:themeColor="accent1"/>
+      <w:color w:val="000000"/>
     </w:rPr>
   </w:style>
   <w:style w:type="character" w:customStyle="1" w:styleId="IntenseQuoteChar">
@@ -3058,7 +3059,7 @@
       <w:bCs/>
       <w:i/>
       <w:iCs/>
-      <w:color w:val="4F81BD" w:themeColor="accent1"/>
+      <w:color w:val="000000"/>
     </w:rPr>
   </w:style>
   <w:style w:type="character" w:styleId="SubtleEmphasis">
@@ -3070,7 +3071,7 @@
     <w:rPr>
       <w:i/>
       <w:iCs/>
-      <w:color w:val="808080" w:themeColor="text1" w:themeTint="7F"/>
+      <w:color w:val="000000"/>
     </w:rPr>
   </w:style>
   <w:style w:type="character" w:styleId="IntenseEmphasis">
@@ -3084,7 +3085,7 @@
       <w:bCs/>
       <w:i/>
       <w:iCs/>
-      <w:color w:val="4F81BD" w:themeColor="accent1"/>
+      <w:color w:val="000000"/>
     </w:rPr>
   </w:style>
   <w:style w:type="character" w:styleId="SubtleReference">
@@ -3095,7 +3096,7 @@
     <w:rsid w:val="00FC693F"/>
     <w:rPr>
       <w:smallCaps/>
-      <w:color w:val="C0504D" w:themeColor="accent2"/>
+      <w:color w:val="000000"/>
       <w:u w:val="single"/>
     </w:rPr>
   </w:style>
@@ -3109,7 +3110,7 @@
       <w:b/>
       <w:bCs/>
       <w:smallCaps/>
-      <w:color w:val="C0504D" w:themeColor="accent2"/>
+      <w:color w:val="000000"/>
       <w:spacing w:val="5"/>
       <w:u w:val="single"/>
     </w:rPr>
@@ -3175,7 +3176,7 @@
       <w:spacing w:after="0" w:line="240" w:lineRule="auto"/>
     </w:pPr>
     <w:rPr>
-      <w:color w:val="000000" w:themeColor="text1" w:themeShade="BF"/>
+      <w:color w:val="000000"/>
     </w:rPr>
     <w:tblPr>
       <w:tblStyleRowBandSize w:val="1"/>
@@ -3278,7 +3279,7 @@
       <w:spacing w:after="0" w:line="240" w:lineRule="auto"/>
     </w:pPr>
     <w:rPr>
-      <w:color w:val="365F91" w:themeColor="accent1" w:themeShade="BF"/>
+      <w:color w:val="000000"/>
     </w:rPr>
     <w:tblPr>
       <w:tblStyleRowBandSize w:val="1"/>
@@ -3381,7 +3382,7 @@
       <w:spacing w:after="0" w:line="240" w:lineRule="auto"/>
     </w:pPr>
     <w:rPr>
-      <w:color w:val="943634" w:themeColor="accent2" w:themeShade="BF"/>
+      <w:color w:val="000000"/>
     </w:rPr>
     <w:tblPr>
       <w:tblStyleRowBandSize w:val="1"/>
@@ -3484,7 +3485,7 @@
       <w:spacing w:after="0" w:line="240" w:lineRule="auto"/>
     </w:pPr>
     <w:rPr>
-      <w:color w:val="76923C" w:themeColor="accent3" w:themeShade="BF"/>
+      <w:color w:val="000000"/>
     </w:rPr>
     <w:tblPr>
       <w:tblStyleRowBandSize w:val="1"/>
@@ -3587,7 +3588,7 @@
       <w:spacing w:after="0" w:line="240" w:lineRule="auto"/>
     </w:pPr>
     <w:rPr>
-      <w:color w:val="5F497A" w:themeColor="accent4" w:themeShade="BF"/>
+      <w:color w:val="000000"/>
     </w:rPr>
     <w:tblPr>
       <w:tblStyleRowBandSize w:val="1"/>
@@ -3690,7 +3691,7 @@
       <w:spacing w:after="0" w:line="240" w:lineRule="auto"/>
     </w:pPr>
     <w:rPr>
-      <w:color w:val="31849B" w:themeColor="accent5" w:themeShade="BF"/>
+      <w:color w:val="000000"/>
     </w:rPr>
     <w:tblPr>
       <w:tblStyleRowBandSize w:val="1"/>
@@ -3793,7 +3794,7 @@
       <w:spacing w:after="0" w:line="240" w:lineRule="auto"/>
     </w:pPr>
     <w:rPr>
-      <w:color w:val="E36C0A" w:themeColor="accent6" w:themeShade="BF"/>
+      <w:color w:val="000000"/>
     </w:rPr>
     <w:tblPr>
       <w:tblStyleRowBandSize w:val="1"/>
@@ -3919,7 +3920,7 @@
       <w:rPr>
         <w:b/>
         <w:bCs/>
-        <w:color w:val="FFFFFF" w:themeColor="background1"/>
+        <w:color w:val="000000"/>
       </w:rPr>
       <w:tblPr/>
       <w:tcPr>
@@ -4011,7 +4012,7 @@
       <w:rPr>
         <w:b/>
         <w:bCs/>
-        <w:color w:val="FFFFFF" w:themeColor="background1"/>
+        <w:color w:val="000000"/>
       </w:rPr>
       <w:tblPr/>
       <w:tcPr>
@@ -4103,7 +4104,7 @@
       <w:rPr>
         <w:b/>
         <w:bCs/>
-        <w:color w:val="FFFFFF" w:themeColor="background1"/>
+        <w:color w:val="000000"/>
       </w:rPr>
       <w:tblPr/>
       <w:tcPr>
@@ -4195,7 +4196,7 @@
       <w:rPr>
         <w:b/>
         <w:bCs/>
-        <w:color w:val="FFFFFF" w:themeColor="background1"/>
+        <w:color w:val="000000"/>
       </w:rPr>
       <w:tblPr/>
       <w:tcPr>
@@ -4287,7 +4288,7 @@
       <w:rPr>
         <w:b/>
         <w:bCs/>
-        <w:color w:val="FFFFFF" w:themeColor="background1"/>
+        <w:color w:val="000000"/>
       </w:rPr>
       <w:tblPr/>
       <w:tcPr>
@@ -4379,7 +4380,7 @@
       <w:rPr>
         <w:b/>
         <w:bCs/>
-        <w:color w:val="FFFFFF" w:themeColor="background1"/>
+        <w:color w:val="000000"/>
       </w:rPr>
       <w:tblPr/>
       <w:tcPr>
@@ -4471,7 +4472,7 @@
       <w:rPr>
         <w:b/>
         <w:bCs/>
-        <w:color w:val="FFFFFF" w:themeColor="background1"/>
+        <w:color w:val="000000"/>
       </w:rPr>
       <w:tblPr/>
       <w:tcPr>
@@ -5474,7 +5475,7 @@
       <w:rPr>
         <w:b/>
         <w:bCs/>
-        <w:color w:val="FFFFFF" w:themeColor="background1"/>
+        <w:color w:val="000000"/>
       </w:rPr>
       <w:tblPr/>
       <w:tcPr>
@@ -5580,7 +5581,7 @@
       <w:rPr>
         <w:b/>
         <w:bCs/>
-        <w:color w:val="FFFFFF" w:themeColor="background1"/>
+        <w:color w:val="000000"/>
       </w:rPr>
       <w:tblPr/>
       <w:tcPr>
@@ -5686,7 +5687,7 @@
       <w:rPr>
         <w:b/>
         <w:bCs/>
-        <w:color w:val="FFFFFF" w:themeColor="background1"/>
+        <w:color w:val="000000"/>
       </w:rPr>
       <w:tblPr/>
       <w:tcPr>
@@ -5792,7 +5793,7 @@
       <w:rPr>
         <w:b/>
         <w:bCs/>
-        <w:color w:val="FFFFFF" w:themeColor="background1"/>
+        <w:color w:val="000000"/>
       </w:rPr>
       <w:tblPr/>
       <w:tcPr>
@@ -5898,7 +5899,7 @@
       <w:rPr>
         <w:b/>
         <w:bCs/>
-        <w:color w:val="FFFFFF" w:themeColor="background1"/>
+        <w:color w:val="000000"/>
       </w:rPr>
       <w:tblPr/>
       <w:tcPr>
@@ -6004,7 +6005,7 @@
       <w:rPr>
         <w:b/>
         <w:bCs/>
-        <w:color w:val="FFFFFF" w:themeColor="background1"/>
+        <w:color w:val="000000"/>
       </w:rPr>
       <w:tblPr/>
       <w:tcPr>
@@ -6110,7 +6111,7 @@
       <w:rPr>
         <w:b/>
         <w:bCs/>
-        <w:color w:val="FFFFFF" w:themeColor="background1"/>
+        <w:color w:val="000000"/>
       </w:rPr>
       <w:tblPr/>
       <w:tcPr>
@@ -6213,7 +6214,7 @@
       <w:rPr>
         <w:b/>
         <w:bCs/>
-        <w:color w:val="FFFFFF" w:themeColor="background1"/>
+        <w:color w:val="000000"/>
       </w:rPr>
       <w:tblPr/>
       <w:tcPr>
@@ -6233,7 +6234,7 @@
         <w:spacing w:before="0" w:after="0" w:line="240" w:lineRule="auto"/>
       </w:pPr>
       <w:rPr>
-        <w:color w:val="auto"/>
+        <w:color w:val="000000"/>
       </w:rPr>
       <w:tblPr/>
       <w:tcPr>
@@ -6252,7 +6253,7 @@
       <w:rPr>
         <w:b/>
         <w:bCs/>
-        <w:color w:val="FFFFFF" w:themeColor="background1"/>
+        <w:color w:val="000000"/>
       </w:rPr>
       <w:tblPr/>
       <w:tcPr>
@@ -6271,7 +6272,7 @@
       <w:rPr>
         <w:b/>
         <w:bCs/>
-        <w:color w:val="FFFFFF" w:themeColor="background1"/>
+        <w:color w:val="000000"/>
       </w:rPr>
       <w:tblPr/>
       <w:tcPr>
@@ -6317,7 +6318,7 @@
     </w:tblStylePr>
     <w:tblStylePr w:type="nwCell">
       <w:rPr>
-        <w:color w:val="FFFFFF" w:themeColor="background1"/>
+        <w:color w:val="000000"/>
       </w:rPr>
       <w:tblPr/>
       <w:tcPr>
@@ -6362,7 +6363,7 @@
       <w:rPr>
         <w:b/>
         <w:bCs/>
-        <w:color w:val="FFFFFF" w:themeColor="background1"/>
+        <w:color w:val="000000"/>
       </w:rPr>
       <w:tblPr/>
       <w:tcPr>
@@ -6382,7 +6383,7 @@
         <w:spacing w:before="0" w:after="0" w:line="240" w:lineRule="auto"/>
       </w:pPr>
       <w:rPr>
-        <w:color w:val="auto"/>
+        <w:color w:val="000000"/>
       </w:rPr>
       <w:tblPr/>
       <w:tcPr>
@@ -6401,7 +6402,7 @@
       <w:rPr>
         <w:b/>
         <w:bCs/>
-        <w:color w:val="FFFFFF" w:themeColor="background1"/>
+        <w:color w:val="000000"/>
       </w:rPr>
       <w:tblPr/>
       <w:tcPr>
@@ -6420,7 +6421,7 @@
       <w:rPr>
         <w:b/>
         <w:bCs/>
-        <w:color w:val="FFFFFF" w:themeColor="background1"/>
+        <w:color w:val="000000"/>
       </w:rPr>
       <w:tblPr/>
       <w:tcPr>
@@ -6466,7 +6467,7 @@
     </w:tblStylePr>
     <w:tblStylePr w:type="nwCell">
       <w:rPr>
-        <w:color w:val="FFFFFF" w:themeColor="background1"/>
+        <w:color w:val="000000"/>
       </w:rPr>
       <w:tblPr/>
       <w:tcPr>
@@ -6511,7 +6512,7 @@
       <w:rPr>
         <w:b/>
         <w:bCs/>
-        <w:color w:val="FFFFFF" w:themeColor="background1"/>
+        <w:color w:val="000000"/>
       </w:rPr>
       <w:tblPr/>
       <w:tcPr>
@@ -6531,7 +6532,7 @@
         <w:spacing w:before="0" w:after="0" w:line="240" w:lineRule="auto"/>
       </w:pPr>
       <w:rPr>
-        <w:color w:val="auto"/>
+        <w:color w:val="000000"/>
       </w:rPr>
       <w:tblPr/>
       <w:tcPr>
@@ -6550,7 +6551,7 @@
       <w:rPr>
         <w:b/>
         <w:bCs/>
-        <w:color w:val="FFFFFF" w:themeColor="background1"/>
+        <w:color w:val="000000"/>
       </w:rPr>
       <w:tblPr/>
       <w:tcPr>
@@ -6569,7 +6570,7 @@
       <w:rPr>
         <w:b/>
         <w:bCs/>
-        <w:color w:val="FFFFFF" w:themeColor="background1"/>
+        <w:color w:val="000000"/>
       </w:rPr>
       <w:tblPr/>
       <w:tcPr>
@@ -6615,7 +6616,7 @@
     </w:tblStylePr>
     <w:tblStylePr w:type="nwCell">
       <w:rPr>
-        <w:color w:val="FFFFFF" w:themeColor="background1"/>
+        <w:color w:val="000000"/>
       </w:rPr>
       <w:tblPr/>
       <w:tcPr>
@@ -6660,7 +6661,7 @@
       <w:rPr>
         <w:b/>
         <w:bCs/>
-        <w:color w:val="FFFFFF" w:themeColor="background1"/>
+        <w:color w:val="000000"/>
       </w:rPr>
       <w:tblPr/>
       <w:tcPr>
@@ -6680,7 +6681,7 @@
         <w:spacing w:before="0" w:after="0" w:line="240" w:lineRule="auto"/>
       </w:pPr>
       <w:rPr>
-        <w:color w:val="auto"/>
+        <w:color w:val="000000"/>
       </w:rPr>
       <w:tblPr/>
       <w:tcPr>
@@ -6699,7 +6700,7 @@
       <w:rPr>
         <w:b/>
         <w:bCs/>
-        <w:color w:val="FFFFFF" w:themeColor="background1"/>
+        <w:color w:val="000000"/>
       </w:rPr>
       <w:tblPr/>
       <w:tcPr>
@@ -6718,7 +6719,7 @@
       <w:rPr>
         <w:b/>
         <w:bCs/>
-        <w:color w:val="FFFFFF" w:themeColor="background1"/>
+        <w:color w:val="000000"/>
       </w:rPr>
       <w:tblPr/>
       <w:tcPr>
@@ -6764,7 +6765,7 @@
     </w:tblStylePr>
     <w:tblStylePr w:type="nwCell">
       <w:rPr>
-        <w:color w:val="FFFFFF" w:themeColor="background1"/>
+        <w:color w:val="000000"/>
       </w:rPr>
       <w:tblPr/>
       <w:tcPr>
@@ -6809,7 +6810,7 @@
       <w:rPr>
         <w:b/>
         <w:bCs/>
-        <w:color w:val="FFFFFF" w:themeColor="background1"/>
+        <w:color w:val="000000"/>
       </w:rPr>
       <w:tblPr/>
       <w:tcPr>
@@ -6829,7 +6830,7 @@
         <w:spacing w:before="0" w:after="0" w:line="240" w:lineRule="auto"/>
       </w:pPr>
       <w:rPr>
-        <w:color w:val="auto"/>
+        <w:color w:val="000000"/>
       </w:rPr>
       <w:tblPr/>
       <w:tcPr>
@@ -6848,7 +6849,7 @@
       <w:rPr>
         <w:b/>
         <w:bCs/>
-        <w:color w:val="FFFFFF" w:themeColor="background1"/>
+        <w:color w:val="000000"/>
       </w:rPr>
       <w:tblPr/>
       <w:tcPr>
@@ -6867,7 +6868,7 @@
       <w:rPr>
         <w:b/>
         <w:bCs/>
-        <w:color w:val="FFFFFF" w:themeColor="background1"/>
+        <w:color w:val="000000"/>
       </w:rPr>
       <w:tblPr/>
       <w:tcPr>
@@ -6913,7 +6914,7 @@
     </w:tblStylePr>
     <w:tblStylePr w:type="nwCell">
       <w:rPr>
-        <w:color w:val="FFFFFF" w:themeColor="background1"/>
+        <w:color w:val="000000"/>
       </w:rPr>
       <w:tblPr/>
       <w:tcPr>
@@ -6958,7 +6959,7 @@
       <w:rPr>
         <w:b/>
         <w:bCs/>
-        <w:color w:val="FFFFFF" w:themeColor="background1"/>
+        <w:color w:val="000000"/>
       </w:rPr>
       <w:tblPr/>
       <w:tcPr>
@@ -6978,7 +6979,7 @@
         <w:spacing w:before="0" w:after="0" w:line="240" w:lineRule="auto"/>
       </w:pPr>
       <w:rPr>
-        <w:color w:val="auto"/>
+        <w:color w:val="000000"/>
       </w:rPr>
       <w:tblPr/>
       <w:tcPr>
@@ -6997,7 +6998,7 @@
       <w:rPr>
         <w:b/>
         <w:bCs/>
-        <w:color w:val="FFFFFF" w:themeColor="background1"/>
+        <w:color w:val="000000"/>
       </w:rPr>
       <w:tblPr/>
       <w:tcPr>
@@ -7016,7 +7017,7 @@
       <w:rPr>
         <w:b/>
         <w:bCs/>
-        <w:color w:val="FFFFFF" w:themeColor="background1"/>
+        <w:color w:val="000000"/>
       </w:rPr>
       <w:tblPr/>
       <w:tcPr>
@@ -7062,7 +7063,7 @@
     </w:tblStylePr>
     <w:tblStylePr w:type="nwCell">
       <w:rPr>
-        <w:color w:val="FFFFFF" w:themeColor="background1"/>
+        <w:color w:val="000000"/>
       </w:rPr>
       <w:tblPr/>
       <w:tcPr>
@@ -7107,7 +7108,7 @@
       <w:rPr>
         <w:b/>
         <w:bCs/>
-        <w:color w:val="FFFFFF" w:themeColor="background1"/>
+        <w:color w:val="000000"/>
       </w:rPr>
       <w:tblPr/>
       <w:tcPr>
@@ -7127,7 +7128,7 @@
         <w:spacing w:before="0" w:after="0" w:line="240" w:lineRule="auto"/>
       </w:pPr>
       <w:rPr>
-        <w:color w:val="auto"/>
+        <w:color w:val="000000"/>
       </w:rPr>
       <w:tblPr/>
       <w:tcPr>
@@ -7146,7 +7147,7 @@
       <w:rPr>
         <w:b/>
         <w:bCs/>
-        <w:color w:val="FFFFFF" w:themeColor="background1"/>
+        <w:color w:val="000000"/>
       </w:rPr>
       <w:tblPr/>
       <w:tcPr>
@@ -7165,7 +7166,7 @@
       <w:rPr>
         <w:b/>
         <w:bCs/>
-        <w:color w:val="FFFFFF" w:themeColor="background1"/>
+        <w:color w:val="000000"/>
       </w:rPr>
       <w:tblPr/>
       <w:tcPr>
@@ -7211,7 +7212,7 @@
     </w:tblStylePr>
     <w:tblStylePr w:type="nwCell">
       <w:rPr>
-        <w:color w:val="FFFFFF" w:themeColor="background1"/>
+        <w:color w:val="000000"/>
       </w:rPr>
       <w:tblPr/>
       <w:tcPr>
@@ -7235,7 +7236,7 @@
       <w:spacing w:after="0" w:line="240" w:lineRule="auto"/>
     </w:pPr>
     <w:rPr>
-      <w:color w:val="000000" w:themeColor="text1"/>
+      <w:color w:val="000000"/>
     </w:rPr>
     <w:tblPr>
       <w:tblStyleRowBandSize w:val="1"/>
@@ -7268,7 +7269,7 @@
       <w:rPr>
         <w:b/>
         <w:bCs/>
-        <w:color w:val="1F497D" w:themeColor="text2"/>
+        <w:color w:val="000000"/>
       </w:rPr>
       <w:tblPr/>
       <w:tcPr>
@@ -7319,7 +7320,7 @@
       <w:spacing w:after="0" w:line="240" w:lineRule="auto"/>
     </w:pPr>
     <w:rPr>
-      <w:color w:val="000000" w:themeColor="text1"/>
+      <w:color w:val="000000"/>
     </w:rPr>
     <w:tblPr>
       <w:tblStyleRowBandSize w:val="1"/>
@@ -7352,7 +7353,7 @@
       <w:rPr>
         <w:b/>
         <w:bCs/>
-        <w:color w:val="1F497D" w:themeColor="text2"/>
+        <w:color w:val="000000"/>
       </w:rPr>
       <w:tblPr/>
       <w:tcPr>
@@ -7403,7 +7404,7 @@
       <w:spacing w:after="0" w:line="240" w:lineRule="auto"/>
     </w:pPr>
     <w:rPr>
-      <w:color w:val="000000" w:themeColor="text1"/>
+      <w:color w:val="000000"/>
     </w:rPr>
     <w:tblPr>
       <w:tblStyleRowBandSize w:val="1"/>
@@ -7436,7 +7437,7 @@
       <w:rPr>
         <w:b/>
         <w:bCs/>
-        <w:color w:val="1F497D" w:themeColor="text2"/>
+        <w:color w:val="000000"/>
       </w:rPr>
       <w:tblPr/>
       <w:tcPr>
@@ -7487,7 +7488,7 @@
       <w:spacing w:after="0" w:line="240" w:lineRule="auto"/>
     </w:pPr>
     <w:rPr>
-      <w:color w:val="000000" w:themeColor="text1"/>
+      <w:color w:val="000000"/>
     </w:rPr>
     <w:tblPr>
       <w:tblStyleRowBandSize w:val="1"/>
@@ -7520,7 +7521,7 @@
       <w:rPr>
         <w:b/>
         <w:bCs/>
-        <w:color w:val="1F497D" w:themeColor="text2"/>
+        <w:color w:val="000000"/>
       </w:rPr>
       <w:tblPr/>
       <w:tcPr>
@@ -7571,7 +7572,7 @@
       <w:spacing w:after="0" w:line="240" w:lineRule="auto"/>
     </w:pPr>
     <w:rPr>
-      <w:color w:val="000000" w:themeColor="text1"/>
+      <w:color w:val="000000"/>
     </w:rPr>
     <w:tblPr>
       <w:tblStyleRowBandSize w:val="1"/>
@@ -7604,7 +7605,7 @@
       <w:rPr>
         <w:b/>
         <w:bCs/>
-        <w:color w:val="1F497D" w:themeColor="text2"/>
+        <w:color w:val="000000"/>
       </w:rPr>
       <w:tblPr/>
       <w:tcPr>
@@ -7655,7 +7656,7 @@
       <w:spacing w:after="0" w:line="240" w:lineRule="auto"/>
     </w:pPr>
     <w:rPr>
-      <w:color w:val="000000" w:themeColor="text1"/>
+      <w:color w:val="000000"/>
     </w:rPr>
     <w:tblPr>
       <w:tblStyleRowBandSize w:val="1"/>
@@ -7688,7 +7689,7 @@
       <w:rPr>
         <w:b/>
         <w:bCs/>
-        <w:color w:val="1F497D" w:themeColor="text2"/>
+        <w:color w:val="000000"/>
       </w:rPr>
       <w:tblPr/>
       <w:tcPr>
@@ -7739,7 +7740,7 @@
       <w:spacing w:after="0" w:line="240" w:lineRule="auto"/>
     </w:pPr>
     <w:rPr>
-      <w:color w:val="000000" w:themeColor="text1"/>
+      <w:color w:val="000000"/>
     </w:rPr>
     <w:tblPr>
       <w:tblStyleRowBandSize w:val="1"/>
@@ -7772,7 +7773,7 @@
       <w:rPr>
         <w:b/>
         <w:bCs/>
-        <w:color w:val="1F497D" w:themeColor="text2"/>
+        <w:color w:val="000000"/>
       </w:rPr>
       <w:tblPr/>
       <w:tcPr>
@@ -7824,7 +7825,7 @@
     </w:pPr>
     <w:rPr>
       <w:rFonts w:asciiTheme="majorHAnsi" w:eastAsiaTheme="majorEastAsia" w:hAnsiTheme="majorHAnsi" w:cstheme="majorBidi"/>
-      <w:color w:val="000000" w:themeColor="text1"/>
+      <w:color w:val="000000"/>
     </w:rPr>
     <w:tblPr>
       <w:tblStyleRowBandSize w:val="1"/>
@@ -7952,7 +7953,7 @@
     </w:pPr>
     <w:rPr>
       <w:rFonts w:asciiTheme="majorHAnsi" w:eastAsiaTheme="majorEastAsia" w:hAnsiTheme="majorHAnsi" w:cstheme="majorBidi"/>
-      <w:color w:val="000000" w:themeColor="text1"/>
+      <w:color w:val="000000"/>
     </w:rPr>
     <w:tblPr>
       <w:tblStyleRowBandSize w:val="1"/>
@@ -8080,7 +8081,7 @@
     </w:pPr>
     <w:rPr>
       <w:rFonts w:asciiTheme="majorHAnsi" w:eastAsiaTheme="majorEastAsia" w:hAnsiTheme="majorHAnsi" w:cstheme="majorBidi"/>
-      <w:color w:val="000000" w:themeColor="text1"/>
+      <w:color w:val="000000"/>
     </w:rPr>
     <w:tblPr>
       <w:tblStyleRowBandSize w:val="1"/>
@@ -8208,7 +8209,7 @@
     </w:pPr>
     <w:rPr>
       <w:rFonts w:asciiTheme="majorHAnsi" w:eastAsiaTheme="majorEastAsia" w:hAnsiTheme="majorHAnsi" w:cstheme="majorBidi"/>
-      <w:color w:val="000000" w:themeColor="text1"/>
+      <w:color w:val="000000"/>
     </w:rPr>
     <w:tblPr>
       <w:tblStyleRowBandSize w:val="1"/>
@@ -8336,7 +8337,7 @@
     </w:pPr>
     <w:rPr>
       <w:rFonts w:asciiTheme="majorHAnsi" w:eastAsiaTheme="majorEastAsia" w:hAnsiTheme="majorHAnsi" w:cstheme="majorBidi"/>
-      <w:color w:val="000000" w:themeColor="text1"/>
+      <w:color w:val="000000"/>
     </w:rPr>
     <w:tblPr>
       <w:tblStyleRowBandSize w:val="1"/>
@@ -8464,7 +8465,7 @@
     </w:pPr>
     <w:rPr>
       <w:rFonts w:asciiTheme="majorHAnsi" w:eastAsiaTheme="majorEastAsia" w:hAnsiTheme="majorHAnsi" w:cstheme="majorBidi"/>
-      <w:color w:val="000000" w:themeColor="text1"/>
+      <w:color w:val="000000"/>
     </w:rPr>
     <w:tblPr>
       <w:tblStyleRowBandSize w:val="1"/>
@@ -8592,7 +8593,7 @@
     </w:pPr>
     <w:rPr>
       <w:rFonts w:asciiTheme="majorHAnsi" w:eastAsiaTheme="majorEastAsia" w:hAnsiTheme="majorHAnsi" w:cstheme="majorBidi"/>
-      <w:color w:val="000000" w:themeColor="text1"/>
+      <w:color w:val="000000"/>
     </w:rPr>
     <w:tblPr>
       <w:tblStyleRowBandSize w:val="1"/>
@@ -9231,7 +9232,7 @@
     </w:pPr>
     <w:rPr>
       <w:rFonts w:asciiTheme="majorHAnsi" w:eastAsiaTheme="majorEastAsia" w:hAnsiTheme="majorHAnsi" w:cstheme="majorBidi"/>
-      <w:color w:val="000000" w:themeColor="text1"/>
+      <w:color w:val="000000"/>
     </w:rPr>
     <w:tblPr>
       <w:tblStyleRowBandSize w:val="1"/>
@@ -9259,7 +9260,7 @@
       <w:rPr>
         <w:b/>
         <w:bCs/>
-        <w:color w:val="000000" w:themeColor="text1"/>
+        <w:color w:val="000000"/>
       </w:rPr>
       <w:tblPr/>
       <w:tcPr>
@@ -9270,7 +9271,7 @@
       <w:rPr>
         <w:b/>
         <w:bCs/>
-        <w:color w:val="000000" w:themeColor="text1"/>
+        <w:color w:val="000000"/>
       </w:rPr>
       <w:tblPr/>
       <w:tcPr>
@@ -9289,7 +9290,7 @@
       <w:rPr>
         <w:b/>
         <w:bCs/>
-        <w:color w:val="000000" w:themeColor="text1"/>
+        <w:color w:val="000000"/>
       </w:rPr>
       <w:tblPr/>
       <w:tcPr>
@@ -9308,7 +9309,7 @@
       <w:rPr>
         <w:b w:val="0"/>
         <w:bCs w:val="0"/>
-        <w:color w:val="000000" w:themeColor="text1"/>
+        <w:color w:val="000000"/>
       </w:rPr>
       <w:tblPr/>
       <w:tcPr>
@@ -9356,7 +9357,7 @@
     </w:pPr>
     <w:rPr>
       <w:rFonts w:asciiTheme="majorHAnsi" w:eastAsiaTheme="majorEastAsia" w:hAnsiTheme="majorHAnsi" w:cstheme="majorBidi"/>
-      <w:color w:val="000000" w:themeColor="text1"/>
+      <w:color w:val="000000"/>
     </w:rPr>
     <w:tblPr>
       <w:tblStyleRowBandSize w:val="1"/>
@@ -9384,7 +9385,7 @@
       <w:rPr>
         <w:b/>
         <w:bCs/>
-        <w:color w:val="000000" w:themeColor="text1"/>
+        <w:color w:val="000000"/>
       </w:rPr>
       <w:tblPr/>
       <w:tcPr>
@@ -9395,7 +9396,7 @@
       <w:rPr>
         <w:b/>
         <w:bCs/>
-        <w:color w:val="000000" w:themeColor="text1"/>
+        <w:color w:val="000000"/>
       </w:rPr>
       <w:tblPr/>
       <w:tcPr>
@@ -9414,7 +9415,7 @@
       <w:rPr>
         <w:b/>
         <w:bCs/>
-        <w:color w:val="000000" w:themeColor="text1"/>
+        <w:color w:val="000000"/>
       </w:rPr>
       <w:tblPr/>
       <w:tcPr>
@@ -9433,7 +9434,7 @@
       <w:rPr>
         <w:b w:val="0"/>
         <w:bCs w:val="0"/>
-        <w:color w:val="000000" w:themeColor="text1"/>
+        <w:color w:val="000000"/>
       </w:rPr>
       <w:tblPr/>
       <w:tcPr>
@@ -9481,7 +9482,7 @@
     </w:pPr>
     <w:rPr>
       <w:rFonts w:asciiTheme="majorHAnsi" w:eastAsiaTheme="majorEastAsia" w:hAnsiTheme="majorHAnsi" w:cstheme="majorBidi"/>
-      <w:color w:val="000000" w:themeColor="text1"/>
+      <w:color w:val="000000"/>
     </w:rPr>
     <w:tblPr>
       <w:tblStyleRowBandSize w:val="1"/>
@@ -9509,7 +9510,7 @@
       <w:rPr>
         <w:b/>
         <w:bCs/>
-        <w:color w:val="000000" w:themeColor="text1"/>
+        <w:color w:val="000000"/>
       </w:rPr>
       <w:tblPr/>
       <w:tcPr>
@@ -9520,7 +9521,7 @@
       <w:rPr>
         <w:b/>
         <w:bCs/>
-        <w:color w:val="000000" w:themeColor="text1"/>
+        <w:color w:val="000000"/>
       </w:rPr>
       <w:tblPr/>
       <w:tcPr>
@@ -9539,7 +9540,7 @@
       <w:rPr>
         <w:b/>
         <w:bCs/>
-        <w:color w:val="000000" w:themeColor="text1"/>
+        <w:color w:val="000000"/>
       </w:rPr>
       <w:tblPr/>
       <w:tcPr>
@@ -9558,7 +9559,7 @@
       <w:rPr>
         <w:b w:val="0"/>
         <w:bCs w:val="0"/>
-        <w:color w:val="000000" w:themeColor="text1"/>
+        <w:color w:val="000000"/>
       </w:rPr>
       <w:tblPr/>
       <w:tcPr>
@@ -9606,7 +9607,7 @@
     </w:pPr>
     <w:rPr>
       <w:rFonts w:asciiTheme="majorHAnsi" w:eastAsiaTheme="majorEastAsia" w:hAnsiTheme="majorHAnsi" w:cstheme="majorBidi"/>
-      <w:color w:val="000000" w:themeColor="text1"/>
+      <w:color w:val="000000"/>
     </w:rPr>
     <w:tblPr>
       <w:tblStyleRowBandSize w:val="1"/>
@@ -9634,7 +9635,7 @@
       <w:rPr>
         <w:b/>
         <w:bCs/>
-        <w:color w:val="000000" w:themeColor="text1"/>
+        <w:color w:val="000000"/>
       </w:rPr>
       <w:tblPr/>
       <w:tcPr>
@@ -9645,7 +9646,7 @@
       <w:rPr>
         <w:b/>
         <w:bCs/>
-        <w:color w:val="000000" w:themeColor="text1"/>
+        <w:color w:val="000000"/>
       </w:rPr>
       <w:tblPr/>
       <w:tcPr>
@@ -9664,7 +9665,7 @@
       <w:rPr>
         <w:b/>
         <w:bCs/>
-        <w:color w:val="000000" w:themeColor="text1"/>
+        <w:color w:val="000000"/>
       </w:rPr>
       <w:tblPr/>
       <w:tcPr>
@@ -9683,7 +9684,7 @@
       <w:rPr>
         <w:b w:val="0"/>
         <w:bCs w:val="0"/>
-        <w:color w:val="000000" w:themeColor="text1"/>
+        <w:color w:val="000000"/>
       </w:rPr>
       <w:tblPr/>
       <w:tcPr>
@@ -9731,7 +9732,7 @@
     </w:pPr>
     <w:rPr>
       <w:rFonts w:asciiTheme="majorHAnsi" w:eastAsiaTheme="majorEastAsia" w:hAnsiTheme="majorHAnsi" w:cstheme="majorBidi"/>
-      <w:color w:val="000000" w:themeColor="text1"/>
+      <w:color w:val="000000"/>
     </w:rPr>
     <w:tblPr>
       <w:tblStyleRowBandSize w:val="1"/>
@@ -9759,7 +9760,7 @@
       <w:rPr>
         <w:b/>
         <w:bCs/>
-        <w:color w:val="000000" w:themeColor="text1"/>
+        <w:color w:val="000000"/>
       </w:rPr>
       <w:tblPr/>
       <w:tcPr>
@@ -9770,7 +9771,7 @@
       <w:rPr>
         <w:b/>
         <w:bCs/>
-        <w:color w:val="000000" w:themeColor="text1"/>
+        <w:color w:val="000000"/>
       </w:rPr>
       <w:tblPr/>
       <w:tcPr>
@@ -9789,7 +9790,7 @@
       <w:rPr>
         <w:b/>
         <w:bCs/>
-        <w:color w:val="000000" w:themeColor="text1"/>
+        <w:color w:val="000000"/>
       </w:rPr>
       <w:tblPr/>
       <w:tcPr>
@@ -9808,7 +9809,7 @@
       <w:rPr>
         <w:b w:val="0"/>
         <w:bCs w:val="0"/>
-        <w:color w:val="000000" w:themeColor="text1"/>
+        <w:color w:val="000000"/>
       </w:rPr>
       <w:tblPr/>
       <w:tcPr>
@@ -9856,7 +9857,7 @@
     </w:pPr>
     <w:rPr>
       <w:rFonts w:asciiTheme="majorHAnsi" w:eastAsiaTheme="majorEastAsia" w:hAnsiTheme="majorHAnsi" w:cstheme="majorBidi"/>
-      <w:color w:val="000000" w:themeColor="text1"/>
+      <w:color w:val="000000"/>
     </w:rPr>
     <w:tblPr>
       <w:tblStyleRowBandSize w:val="1"/>
@@ -9884,7 +9885,7 @@
       <w:rPr>
         <w:b/>
         <w:bCs/>
-        <w:color w:val="000000" w:themeColor="text1"/>
+        <w:color w:val="000000"/>
       </w:rPr>
       <w:tblPr/>
       <w:tcPr>
@@ -9895,7 +9896,7 @@
       <w:rPr>
         <w:b/>
         <w:bCs/>
-        <w:color w:val="000000" w:themeColor="text1"/>
+        <w:color w:val="000000"/>
       </w:rPr>
       <w:tblPr/>
       <w:tcPr>
@@ -9914,7 +9915,7 @@
       <w:rPr>
         <w:b/>
         <w:bCs/>
-        <w:color w:val="000000" w:themeColor="text1"/>
+        <w:color w:val="000000"/>
       </w:rPr>
       <w:tblPr/>
       <w:tcPr>
@@ -9933,7 +9934,7 @@
       <w:rPr>
         <w:b w:val="0"/>
         <w:bCs w:val="0"/>
-        <w:color w:val="000000" w:themeColor="text1"/>
+        <w:color w:val="000000"/>
       </w:rPr>
       <w:tblPr/>
       <w:tcPr>
@@ -9981,7 +9982,7 @@
     </w:pPr>
     <w:rPr>
       <w:rFonts w:asciiTheme="majorHAnsi" w:eastAsiaTheme="majorEastAsia" w:hAnsiTheme="majorHAnsi" w:cstheme="majorBidi"/>
-      <w:color w:val="000000" w:themeColor="text1"/>
+      <w:color w:val="000000"/>
     </w:rPr>
     <w:tblPr>
       <w:tblStyleRowBandSize w:val="1"/>
@@ -10009,7 +10010,7 @@
       <w:rPr>
         <w:b/>
         <w:bCs/>
-        <w:color w:val="000000" w:themeColor="text1"/>
+        <w:color w:val="000000"/>
       </w:rPr>
       <w:tblPr/>
       <w:tcPr>
@@ -10020,7 +10021,7 @@
       <w:rPr>
         <w:b/>
         <w:bCs/>
-        <w:color w:val="000000" w:themeColor="text1"/>
+        <w:color w:val="000000"/>
       </w:rPr>
       <w:tblPr/>
       <w:tcPr>
@@ -10039,7 +10040,7 @@
       <w:rPr>
         <w:b/>
         <w:bCs/>
-        <w:color w:val="000000" w:themeColor="text1"/>
+        <w:color w:val="000000"/>
       </w:rPr>
       <w:tblPr/>
       <w:tcPr>
@@ -10058,7 +10059,7 @@
       <w:rPr>
         <w:b w:val="0"/>
         <w:bCs w:val="0"/>
-        <w:color w:val="000000" w:themeColor="text1"/>
+        <w:color w:val="000000"/>
       </w:rPr>
       <w:tblPr/>
       <w:tcPr>
@@ -10132,7 +10133,7 @@
         <w:bCs/>
         <w:i w:val="0"/>
         <w:iCs w:val="0"/>
-        <w:color w:val="FFFFFF" w:themeColor="background1"/>
+        <w:color w:val="000000"/>
       </w:rPr>
       <w:tblPr/>
       <w:tcPr>
@@ -10153,7 +10154,7 @@
         <w:bCs/>
         <w:i w:val="0"/>
         <w:iCs w:val="0"/>
-        <w:color w:val="FFFFFF" w:themeColor="background1"/>
+        <w:color w:val="000000"/>
       </w:rPr>
       <w:tblPr/>
       <w:tcPr>
@@ -10174,7 +10175,7 @@
         <w:bCs/>
         <w:i w:val="0"/>
         <w:iCs w:val="0"/>
-        <w:color w:val="FFFFFF" w:themeColor="background1"/>
+        <w:color w:val="000000"/>
       </w:rPr>
       <w:tblPr/>
       <w:tcPr>
@@ -10193,7 +10194,7 @@
         <w:bCs/>
         <w:i w:val="0"/>
         <w:iCs w:val="0"/>
-        <w:color w:val="FFFFFF" w:themeColor="background1"/>
+        <w:color w:val="000000"/>
       </w:rPr>
       <w:tblPr/>
       <w:tcPr>
@@ -10273,7 +10274,7 @@
         <w:bCs/>
         <w:i w:val="0"/>
         <w:iCs w:val="0"/>
-        <w:color w:val="FFFFFF" w:themeColor="background1"/>
+        <w:color w:val="000000"/>
       </w:rPr>
       <w:tblPr/>
       <w:tcPr>
@@ -10294,7 +10295,7 @@
         <w:bCs/>
         <w:i w:val="0"/>
         <w:iCs w:val="0"/>
-        <w:color w:val="FFFFFF" w:themeColor="background1"/>
+        <w:color w:val="000000"/>
       </w:rPr>
       <w:tblPr/>
       <w:tcPr>
@@ -10315,7 +10316,7 @@
         <w:bCs/>
         <w:i w:val="0"/>
         <w:iCs w:val="0"/>
-        <w:color w:val="FFFFFF" w:themeColor="background1"/>
+        <w:color w:val="000000"/>
       </w:rPr>
       <w:tblPr/>
       <w:tcPr>
@@ -10334,7 +10335,7 @@
         <w:bCs/>
         <w:i w:val="0"/>
         <w:iCs w:val="0"/>
-        <w:color w:val="FFFFFF" w:themeColor="background1"/>
+        <w:color w:val="000000"/>
       </w:rPr>
       <w:tblPr/>
       <w:tcPr>
@@ -10414,7 +10415,7 @@
         <w:bCs/>
         <w:i w:val="0"/>
         <w:iCs w:val="0"/>
-        <w:color w:val="FFFFFF" w:themeColor="background1"/>
+        <w:color w:val="000000"/>
       </w:rPr>
       <w:tblPr/>
       <w:tcPr>
@@ -10435,7 +10436,7 @@
         <w:bCs/>
         <w:i w:val="0"/>
         <w:iCs w:val="0"/>
-        <w:color w:val="FFFFFF" w:themeColor="background1"/>
+        <w:color w:val="000000"/>
       </w:rPr>
       <w:tblPr/>
       <w:tcPr>
@@ -10456,7 +10457,7 @@
         <w:bCs/>
         <w:i w:val="0"/>
         <w:iCs w:val="0"/>
-        <w:color w:val="FFFFFF" w:themeColor="background1"/>
+        <w:color w:val="000000"/>
       </w:rPr>
       <w:tblPr/>
       <w:tcPr>
@@ -10475,7 +10476,7 @@
         <w:bCs/>
         <w:i w:val="0"/>
         <w:iCs w:val="0"/>
-        <w:color w:val="FFFFFF" w:themeColor="background1"/>
+        <w:color w:val="000000"/>
       </w:rPr>
       <w:tblPr/>
       <w:tcPr>
@@ -10555,7 +10556,7 @@
         <w:bCs/>
         <w:i w:val="0"/>
         <w:iCs w:val="0"/>
-        <w:color w:val="FFFFFF" w:themeColor="background1"/>
+        <w:color w:val="000000"/>
       </w:rPr>
       <w:tblPr/>
       <w:tcPr>
@@ -10576,7 +10577,7 @@
         <w:bCs/>
         <w:i w:val="0"/>
         <w:iCs w:val="0"/>
-        <w:color w:val="FFFFFF" w:themeColor="background1"/>
+        <w:color w:val="000000"/>
       </w:rPr>
       <w:tblPr/>
       <w:tcPr>
@@ -10597,7 +10598,7 @@
         <w:bCs/>
         <w:i w:val="0"/>
         <w:iCs w:val="0"/>
-        <w:color w:val="FFFFFF" w:themeColor="background1"/>
+        <w:color w:val="000000"/>
       </w:rPr>
       <w:tblPr/>
       <w:tcPr>
@@ -10616,7 +10617,7 @@
         <w:bCs/>
         <w:i w:val="0"/>
         <w:iCs w:val="0"/>
-        <w:color w:val="FFFFFF" w:themeColor="background1"/>
+        <w:color w:val="000000"/>
       </w:rPr>
       <w:tblPr/>
       <w:tcPr>
@@ -10696,7 +10697,7 @@
         <w:bCs/>
         <w:i w:val="0"/>
         <w:iCs w:val="0"/>
-        <w:color w:val="FFFFFF" w:themeColor="background1"/>
+        <w:color w:val="000000"/>
       </w:rPr>
       <w:tblPr/>
       <w:tcPr>
@@ -10717,7 +10718,7 @@
         <w:bCs/>
         <w:i w:val="0"/>
         <w:iCs w:val="0"/>
-        <w:color w:val="FFFFFF" w:themeColor="background1"/>
+        <w:color w:val="000000"/>
       </w:rPr>
       <w:tblPr/>
       <w:tcPr>
@@ -10738,7 +10739,7 @@
         <w:bCs/>
         <w:i w:val="0"/>
         <w:iCs w:val="0"/>
-        <w:color w:val="FFFFFF" w:themeColor="background1"/>
+        <w:color w:val="000000"/>
       </w:rPr>
       <w:tblPr/>
       <w:tcPr>
@@ -10757,7 +10758,7 @@
         <w:bCs/>
         <w:i w:val="0"/>
         <w:iCs w:val="0"/>
-        <w:color w:val="FFFFFF" w:themeColor="background1"/>
+        <w:color w:val="000000"/>
       </w:rPr>
       <w:tblPr/>
       <w:tcPr>
@@ -10837,7 +10838,7 @@
         <w:bCs/>
         <w:i w:val="0"/>
         <w:iCs w:val="0"/>
-        <w:color w:val="FFFFFF" w:themeColor="background1"/>
+        <w:color w:val="000000"/>
       </w:rPr>
       <w:tblPr/>
       <w:tcPr>
@@ -10858,7 +10859,7 @@
         <w:bCs/>
         <w:i w:val="0"/>
         <w:iCs w:val="0"/>
-        <w:color w:val="FFFFFF" w:themeColor="background1"/>
+        <w:color w:val="000000"/>
       </w:rPr>
       <w:tblPr/>
       <w:tcPr>
@@ -10879,7 +10880,7 @@
         <w:bCs/>
         <w:i w:val="0"/>
         <w:iCs w:val="0"/>
-        <w:color w:val="FFFFFF" w:themeColor="background1"/>
+        <w:color w:val="000000"/>
       </w:rPr>
       <w:tblPr/>
       <w:tcPr>
@@ -10898,7 +10899,7 @@
         <w:bCs/>
         <w:i w:val="0"/>
         <w:iCs w:val="0"/>
-        <w:color w:val="FFFFFF" w:themeColor="background1"/>
+        <w:color w:val="000000"/>
       </w:rPr>
       <w:tblPr/>
       <w:tcPr>
@@ -10978,7 +10979,7 @@
         <w:bCs/>
         <w:i w:val="0"/>
         <w:iCs w:val="0"/>
-        <w:color w:val="FFFFFF" w:themeColor="background1"/>
+        <w:color w:val="000000"/>
       </w:rPr>
       <w:tblPr/>
       <w:tcPr>
@@ -10999,7 +11000,7 @@
         <w:bCs/>
         <w:i w:val="0"/>
         <w:iCs w:val="0"/>
-        <w:color w:val="FFFFFF" w:themeColor="background1"/>
+        <w:color w:val="000000"/>
       </w:rPr>
       <w:tblPr/>
       <w:tcPr>
@@ -11020,7 +11021,7 @@
         <w:bCs/>
         <w:i w:val="0"/>
         <w:iCs w:val="0"/>
-        <w:color w:val="FFFFFF" w:themeColor="background1"/>
+        <w:color w:val="000000"/>
       </w:rPr>
       <w:tblPr/>
       <w:tcPr>
@@ -11039,7 +11040,7 @@
         <w:bCs/>
         <w:i w:val="0"/>
         <w:iCs w:val="0"/>
-        <w:color w:val="FFFFFF" w:themeColor="background1"/>
+        <w:color w:val="000000"/>
       </w:rPr>
       <w:tblPr/>
       <w:tcPr>
@@ -11092,7 +11093,7 @@
       <w:spacing w:after="0" w:line="240" w:lineRule="auto"/>
     </w:pPr>
     <w:rPr>
-      <w:color w:val="FFFFFF" w:themeColor="background1"/>
+      <w:color w:val="000000"/>
     </w:rPr>
     <w:tblPr>
       <w:tblStyleRowBandSize w:val="1"/>
@@ -11206,7 +11207,7 @@
       <w:spacing w:after="0" w:line="240" w:lineRule="auto"/>
     </w:pPr>
     <w:rPr>
-      <w:color w:val="FFFFFF" w:themeColor="background1"/>
+      <w:color w:val="000000"/>
     </w:rPr>
     <w:tblPr>
       <w:tblStyleRowBandSize w:val="1"/>
@@ -11320,7 +11321,7 @@
       <w:spacing w:after="0" w:line="240" w:lineRule="auto"/>
     </w:pPr>
     <w:rPr>
-      <w:color w:val="FFFFFF" w:themeColor="background1"/>
+      <w:color w:val="000000"/>
     </w:rPr>
     <w:tblPr>
       <w:tblStyleRowBandSize w:val="1"/>
@@ -11434,7 +11435,7 @@
       <w:spacing w:after="0" w:line="240" w:lineRule="auto"/>
     </w:pPr>
     <w:rPr>
-      <w:color w:val="FFFFFF" w:themeColor="background1"/>
+      <w:color w:val="000000"/>
     </w:rPr>
     <w:tblPr>
       <w:tblStyleRowBandSize w:val="1"/>
@@ -11548,7 +11549,7 @@
       <w:spacing w:after="0" w:line="240" w:lineRule="auto"/>
     </w:pPr>
     <w:rPr>
-      <w:color w:val="FFFFFF" w:themeColor="background1"/>
+      <w:color w:val="000000"/>
     </w:rPr>
     <w:tblPr>
       <w:tblStyleRowBandSize w:val="1"/>
@@ -11662,7 +11663,7 @@
       <w:spacing w:after="0" w:line="240" w:lineRule="auto"/>
     </w:pPr>
     <w:rPr>
-      <w:color w:val="FFFFFF" w:themeColor="background1"/>
+      <w:color w:val="000000"/>
     </w:rPr>
     <w:tblPr>
       <w:tblStyleRowBandSize w:val="1"/>
@@ -11776,7 +11777,7 @@
       <w:spacing w:after="0" w:line="240" w:lineRule="auto"/>
     </w:pPr>
     <w:rPr>
-      <w:color w:val="FFFFFF" w:themeColor="background1"/>
+      <w:color w:val="000000"/>
     </w:rPr>
     <w:tblPr>
       <w:tblStyleRowBandSize w:val="1"/>
@@ -11890,7 +11891,7 @@
       <w:spacing w:after="0" w:line="240" w:lineRule="auto"/>
     </w:pPr>
     <w:rPr>
-      <w:color w:val="000000" w:themeColor="text1"/>
+      <w:color w:val="000000"/>
     </w:rPr>
     <w:tblPr>
       <w:tblStyleRowBandSize w:val="1"/>
@@ -11936,7 +11937,7 @@
       <w:rPr>
         <w:b/>
         <w:bCs/>
-        <w:color w:val="FFFFFF" w:themeColor="background1"/>
+        <w:color w:val="000000"/>
       </w:rPr>
       <w:tblPr/>
       <w:tcPr>
@@ -11948,7 +11949,7 @@
     </w:tblStylePr>
     <w:tblStylePr w:type="firstCol">
       <w:rPr>
-        <w:color w:val="FFFFFF" w:themeColor="background1"/>
+        <w:color w:val="000000"/>
       </w:rPr>
       <w:tblPr/>
       <w:tcPr>
@@ -11965,7 +11966,7 @@
     </w:tblStylePr>
     <w:tblStylePr w:type="lastCol">
       <w:rPr>
-        <w:color w:val="FFFFFF" w:themeColor="background1"/>
+        <w:color w:val="000000"/>
       </w:rPr>
       <w:tblPr/>
       <w:tcPr>
@@ -11994,12 +11995,12 @@
     </w:tblStylePr>
     <w:tblStylePr w:type="neCell">
       <w:rPr>
-        <w:color w:val="000000" w:themeColor="text1"/>
+        <w:color w:val="000000"/>
       </w:rPr>
     </w:tblStylePr>
     <w:tblStylePr w:type="nwCell">
       <w:rPr>
-        <w:color w:val="000000" w:themeColor="text1"/>
+        <w:color w:val="000000"/>
       </w:rPr>
     </w:tblStylePr>
   </w:style>
@@ -12012,7 +12013,7 @@
       <w:spacing w:after="0" w:line="240" w:lineRule="auto"/>
     </w:pPr>
     <w:rPr>
-      <w:color w:val="000000" w:themeColor="text1"/>
+      <w:color w:val="000000"/>
     </w:rPr>
     <w:tblPr>
       <w:tblStyleRowBandSize w:val="1"/>
@@ -12058,7 +12059,7 @@
       <w:rPr>
         <w:b/>
         <w:bCs/>
-        <w:color w:val="FFFFFF" w:themeColor="background1"/>
+        <w:color w:val="000000"/>
       </w:rPr>
       <w:tblPr/>
       <w:tcPr>
@@ -12070,7 +12071,7 @@
     </w:tblStylePr>
     <w:tblStylePr w:type="firstCol">
       <w:rPr>
-        <w:color w:val="FFFFFF" w:themeColor="background1"/>
+        <w:color w:val="000000"/>
       </w:rPr>
       <w:tblPr/>
       <w:tcPr>
@@ -12087,7 +12088,7 @@
     </w:tblStylePr>
     <w:tblStylePr w:type="lastCol">
       <w:rPr>
-        <w:color w:val="FFFFFF" w:themeColor="background1"/>
+        <w:color w:val="000000"/>
       </w:rPr>
       <w:tblPr/>
       <w:tcPr>
@@ -12116,12 +12117,12 @@
     </w:tblStylePr>
     <w:tblStylePr w:type="neCell">
       <w:rPr>
-        <w:color w:val="000000" w:themeColor="text1"/>
+        <w:color w:val="000000"/>
       </w:rPr>
     </w:tblStylePr>
     <w:tblStylePr w:type="nwCell">
       <w:rPr>
-        <w:color w:val="000000" w:themeColor="text1"/>
+        <w:color w:val="000000"/>
       </w:rPr>
     </w:tblStylePr>
   </w:style>
@@ -12134,7 +12135,7 @@
       <w:spacing w:after="0" w:line="240" w:lineRule="auto"/>
     </w:pPr>
     <w:rPr>
-      <w:color w:val="000000" w:themeColor="text1"/>
+      <w:color w:val="000000"/>
     </w:rPr>
     <w:tblPr>
       <w:tblStyleRowBandSize w:val="1"/>
@@ -12180,7 +12181,7 @@
       <w:rPr>
         <w:b/>
         <w:bCs/>
-        <w:color w:val="FFFFFF" w:themeColor="background1"/>
+        <w:color w:val="000000"/>
       </w:rPr>
       <w:tblPr/>
       <w:tcPr>
@@ -12192,7 +12193,7 @@
     </w:tblStylePr>
     <w:tblStylePr w:type="firstCol">
       <w:rPr>
-        <w:color w:val="FFFFFF" w:themeColor="background1"/>
+        <w:color w:val="000000"/>
       </w:rPr>
       <w:tblPr/>
       <w:tcPr>
@@ -12209,7 +12210,7 @@
     </w:tblStylePr>
     <w:tblStylePr w:type="lastCol">
       <w:rPr>
-        <w:color w:val="FFFFFF" w:themeColor="background1"/>
+        <w:color w:val="000000"/>
       </w:rPr>
       <w:tblPr/>
       <w:tcPr>
@@ -12238,12 +12239,12 @@
     </w:tblStylePr>
     <w:tblStylePr w:type="neCell">
       <w:rPr>
-        <w:color w:val="000000" w:themeColor="text1"/>
+        <w:color w:val="000000"/>
       </w:rPr>
     </w:tblStylePr>
     <w:tblStylePr w:type="nwCell">
       <w:rPr>
-        <w:color w:val="000000" w:themeColor="text1"/>
+        <w:color w:val="000000"/>
       </w:rPr>
     </w:tblStylePr>
   </w:style>
@@ -12256,7 +12257,7 @@
       <w:spacing w:after="0" w:line="240" w:lineRule="auto"/>
     </w:pPr>
     <w:rPr>
-      <w:color w:val="000000" w:themeColor="text1"/>
+      <w:color w:val="000000"/>
     </w:rPr>
     <w:tblPr>
       <w:tblStyleRowBandSize w:val="1"/>
@@ -12302,7 +12303,7 @@
       <w:rPr>
         <w:b/>
         <w:bCs/>
-        <w:color w:val="FFFFFF" w:themeColor="background1"/>
+        <w:color w:val="000000"/>
       </w:rPr>
       <w:tblPr/>
       <w:tcPr>
@@ -12314,7 +12315,7 @@
     </w:tblStylePr>
     <w:tblStylePr w:type="firstCol">
       <w:rPr>
-        <w:color w:val="FFFFFF" w:themeColor="background1"/>
+        <w:color w:val="000000"/>
       </w:rPr>
       <w:tblPr/>
       <w:tcPr>
@@ -12331,7 +12332,7 @@
     </w:tblStylePr>
     <w:tblStylePr w:type="lastCol">
       <w:rPr>
-        <w:color w:val="FFFFFF" w:themeColor="background1"/>
+        <w:color w:val="000000"/>
       </w:rPr>
       <w:tblPr/>
       <w:tcPr>
@@ -12368,7 +12369,7 @@
       <w:spacing w:after="0" w:line="240" w:lineRule="auto"/>
     </w:pPr>
     <w:rPr>
-      <w:color w:val="000000" w:themeColor="text1"/>
+      <w:color w:val="000000"/>
     </w:rPr>
     <w:tblPr>
       <w:tblStyleRowBandSize w:val="1"/>
@@ -12414,7 +12415,7 @@
       <w:rPr>
         <w:b/>
         <w:bCs/>
-        <w:color w:val="FFFFFF" w:themeColor="background1"/>
+        <w:color w:val="000000"/>
       </w:rPr>
       <w:tblPr/>
       <w:tcPr>
@@ -12426,7 +12427,7 @@
     </w:tblStylePr>
     <w:tblStylePr w:type="firstCol">
       <w:rPr>
-        <w:color w:val="FFFFFF" w:themeColor="background1"/>
+        <w:color w:val="000000"/>
       </w:rPr>
       <w:tblPr/>
       <w:tcPr>
@@ -12443,7 +12444,7 @@
     </w:tblStylePr>
     <w:tblStylePr w:type="lastCol">
       <w:rPr>
-        <w:color w:val="FFFFFF" w:themeColor="background1"/>
+        <w:color w:val="000000"/>
       </w:rPr>
       <w:tblPr/>
       <w:tcPr>
@@ -12472,12 +12473,12 @@
     </w:tblStylePr>
     <w:tblStylePr w:type="neCell">
       <w:rPr>
-        <w:color w:val="000000" w:themeColor="text1"/>
+        <w:color w:val="000000"/>
       </w:rPr>
     </w:tblStylePr>
     <w:tblStylePr w:type="nwCell">
       <w:rPr>
-        <w:color w:val="000000" w:themeColor="text1"/>
+        <w:color w:val="000000"/>
       </w:rPr>
     </w:tblStylePr>
   </w:style>
@@ -12490,7 +12491,7 @@
       <w:spacing w:after="0" w:line="240" w:lineRule="auto"/>
     </w:pPr>
     <w:rPr>
-      <w:color w:val="000000" w:themeColor="text1"/>
+      <w:color w:val="000000"/>
     </w:rPr>
     <w:tblPr>
       <w:tblStyleRowBandSize w:val="1"/>
@@ -12536,7 +12537,7 @@
       <w:rPr>
         <w:b/>
         <w:bCs/>
-        <w:color w:val="FFFFFF" w:themeColor="background1"/>
+        <w:color w:val="000000"/>
       </w:rPr>
       <w:tblPr/>
       <w:tcPr>
@@ -12548,7 +12549,7 @@
     </w:tblStylePr>
     <w:tblStylePr w:type="firstCol">
       <w:rPr>
-        <w:color w:val="FFFFFF" w:themeColor="background1"/>
+        <w:color w:val="000000"/>
       </w:rPr>
       <w:tblPr/>
       <w:tcPr>
@@ -12565,7 +12566,7 @@
     </w:tblStylePr>
     <w:tblStylePr w:type="lastCol">
       <w:rPr>
-        <w:color w:val="FFFFFF" w:themeColor="background1"/>
+        <w:color w:val="000000"/>
       </w:rPr>
       <w:tblPr/>
       <w:tcPr>
@@ -12594,12 +12595,12 @@
     </w:tblStylePr>
     <w:tblStylePr w:type="neCell">
       <w:rPr>
-        <w:color w:val="000000" w:themeColor="text1"/>
+        <w:color w:val="000000"/>
       </w:rPr>
     </w:tblStylePr>
     <w:tblStylePr w:type="nwCell">
       <w:rPr>
-        <w:color w:val="000000" w:themeColor="text1"/>
+        <w:color w:val="000000"/>
       </w:rPr>
     </w:tblStylePr>
   </w:style>
@@ -12612,7 +12613,7 @@
       <w:spacing w:after="0" w:line="240" w:lineRule="auto"/>
     </w:pPr>
     <w:rPr>
-      <w:color w:val="000000" w:themeColor="text1"/>
+      <w:color w:val="000000"/>
     </w:rPr>
     <w:tblPr>
       <w:tblStyleRowBandSize w:val="1"/>
@@ -12658,7 +12659,7 @@
       <w:rPr>
         <w:b/>
         <w:bCs/>
-        <w:color w:val="FFFFFF" w:themeColor="background1"/>
+        <w:color w:val="000000"/>
       </w:rPr>
       <w:tblPr/>
       <w:tcPr>
@@ -12670,7 +12671,7 @@
     </w:tblStylePr>
     <w:tblStylePr w:type="firstCol">
       <w:rPr>
-        <w:color w:val="FFFFFF" w:themeColor="background1"/>
+        <w:color w:val="000000"/>
       </w:rPr>
       <w:tblPr/>
       <w:tcPr>
@@ -12687,7 +12688,7 @@
     </w:tblStylePr>
     <w:tblStylePr w:type="lastCol">
       <w:rPr>
-        <w:color w:val="FFFFFF" w:themeColor="background1"/>
+        <w:color w:val="000000"/>
       </w:rPr>
       <w:tblPr/>
       <w:tcPr>
@@ -12716,12 +12717,12 @@
     </w:tblStylePr>
     <w:tblStylePr w:type="neCell">
       <w:rPr>
-        <w:color w:val="000000" w:themeColor="text1"/>
+        <w:color w:val="000000"/>
       </w:rPr>
     </w:tblStylePr>
     <w:tblStylePr w:type="nwCell">
       <w:rPr>
-        <w:color w:val="000000" w:themeColor="text1"/>
+        <w:color w:val="000000"/>
       </w:rPr>
     </w:tblStylePr>
   </w:style>
@@ -12734,7 +12735,7 @@
       <w:spacing w:after="0" w:line="240" w:lineRule="auto"/>
     </w:pPr>
     <w:rPr>
-      <w:color w:val="000000" w:themeColor="text1"/>
+      <w:color w:val="000000"/>
     </w:rPr>
     <w:tblPr>
       <w:tblStyleRowBandSize w:val="1"/>
@@ -12754,7 +12755,7 @@
       <w:rPr>
         <w:b/>
         <w:bCs/>
-        <w:color w:val="FFFFFF" w:themeColor="background1"/>
+        <w:color w:val="000000"/>
       </w:rPr>
       <w:tblPr/>
       <w:tcPr>
@@ -12768,7 +12769,7 @@
       <w:rPr>
         <w:b/>
         <w:bCs/>
-        <w:color w:val="9E3A38" w:themeColor="accent2" w:themeShade="CC"/>
+        <w:color w:val="000000"/>
       </w:rPr>
       <w:tblPr/>
       <w:tcPr>
@@ -12820,7 +12821,7 @@
       <w:spacing w:after="0" w:line="240" w:lineRule="auto"/>
     </w:pPr>
     <w:rPr>
-      <w:color w:val="000000" w:themeColor="text1"/>
+      <w:color w:val="000000"/>
     </w:rPr>
     <w:tblPr>
       <w:tblStyleRowBandSize w:val="1"/>
@@ -12840,7 +12841,7 @@
       <w:rPr>
         <w:b/>
         <w:bCs/>
-        <w:color w:val="FFFFFF" w:themeColor="background1"/>
+        <w:color w:val="000000"/>
       </w:rPr>
       <w:tblPr/>
       <w:tcPr>
@@ -12854,7 +12855,7 @@
       <w:rPr>
         <w:b/>
         <w:bCs/>
-        <w:color w:val="9E3A38" w:themeColor="accent2" w:themeShade="CC"/>
+        <w:color w:val="000000"/>
       </w:rPr>
       <w:tblPr/>
       <w:tcPr>
@@ -12906,7 +12907,7 @@
       <w:spacing w:after="0" w:line="240" w:lineRule="auto"/>
     </w:pPr>
     <w:rPr>
-      <w:color w:val="000000" w:themeColor="text1"/>
+      <w:color w:val="000000"/>
     </w:rPr>
     <w:tblPr>
       <w:tblStyleRowBandSize w:val="1"/>
@@ -12926,7 +12927,7 @@
       <w:rPr>
         <w:b/>
         <w:bCs/>
-        <w:color w:val="FFFFFF" w:themeColor="background1"/>
+        <w:color w:val="000000"/>
       </w:rPr>
       <w:tblPr/>
       <w:tcPr>
@@ -12940,7 +12941,7 @@
       <w:rPr>
         <w:b/>
         <w:bCs/>
-        <w:color w:val="9E3A38" w:themeColor="accent2" w:themeShade="CC"/>
+        <w:color w:val="000000"/>
       </w:rPr>
       <w:tblPr/>
       <w:tcPr>
@@ -12992,7 +12993,7 @@
       <w:spacing w:after="0" w:line="240" w:lineRule="auto"/>
     </w:pPr>
     <w:rPr>
-      <w:color w:val="000000" w:themeColor="text1"/>
+      <w:color w:val="000000"/>
     </w:rPr>
     <w:tblPr>
       <w:tblStyleRowBandSize w:val="1"/>
@@ -13012,7 +13013,7 @@
       <w:rPr>
         <w:b/>
         <w:bCs/>
-        <w:color w:val="FFFFFF" w:themeColor="background1"/>
+        <w:color w:val="000000"/>
       </w:rPr>
       <w:tblPr/>
       <w:tcPr>
@@ -13026,7 +13027,7 @@
       <w:rPr>
         <w:b/>
         <w:bCs/>
-        <w:color w:val="664E82" w:themeColor="accent4" w:themeShade="CC"/>
+        <w:color w:val="000000"/>
       </w:rPr>
       <w:tblPr/>
       <w:tcPr>
@@ -13078,7 +13079,7 @@
       <w:spacing w:after="0" w:line="240" w:lineRule="auto"/>
     </w:pPr>
     <w:rPr>
-      <w:color w:val="000000" w:themeColor="text1"/>
+      <w:color w:val="000000"/>
     </w:rPr>
     <w:tblPr>
       <w:tblStyleRowBandSize w:val="1"/>
@@ -13098,7 +13099,7 @@
       <w:rPr>
         <w:b/>
         <w:bCs/>
-        <w:color w:val="FFFFFF" w:themeColor="background1"/>
+        <w:color w:val="000000"/>
       </w:rPr>
       <w:tblPr/>
       <w:tcPr>
@@ -13112,7 +13113,7 @@
       <w:rPr>
         <w:b/>
         <w:bCs/>
-        <w:color w:val="7E9C40" w:themeColor="accent3" w:themeShade="CC"/>
+        <w:color w:val="000000"/>
       </w:rPr>
       <w:tblPr/>
       <w:tcPr>
@@ -13164,7 +13165,7 @@
       <w:spacing w:after="0" w:line="240" w:lineRule="auto"/>
     </w:pPr>
     <w:rPr>
-      <w:color w:val="000000" w:themeColor="text1"/>
+      <w:color w:val="000000"/>
     </w:rPr>
     <w:tblPr>
       <w:tblStyleRowBandSize w:val="1"/>
@@ -13184,7 +13185,7 @@
       <w:rPr>
         <w:b/>
         <w:bCs/>
-        <w:color w:val="FFFFFF" w:themeColor="background1"/>
+        <w:color w:val="000000"/>
       </w:rPr>
       <w:tblPr/>
       <w:tcPr>
@@ -13198,7 +13199,7 @@
       <w:rPr>
         <w:b/>
         <w:bCs/>
-        <w:color w:val="F2730A" w:themeColor="accent6" w:themeShade="CC"/>
+        <w:color w:val="000000"/>
       </w:rPr>
       <w:tblPr/>
       <w:tcPr>
@@ -13250,7 +13251,7 @@
       <w:spacing w:after="0" w:line="240" w:lineRule="auto"/>
     </w:pPr>
     <w:rPr>
-      <w:color w:val="000000" w:themeColor="text1"/>
+      <w:color w:val="000000"/>
     </w:rPr>
     <w:tblPr>
       <w:tblStyleRowBandSize w:val="1"/>
@@ -13270,7 +13271,7 @@
       <w:rPr>
         <w:b/>
         <w:bCs/>
-        <w:color w:val="FFFFFF" w:themeColor="background1"/>
+        <w:color w:val="000000"/>
       </w:rPr>
       <w:tblPr/>
       <w:tcPr>
@@ -13284,7 +13285,7 @@
       <w:rPr>
         <w:b/>
         <w:bCs/>
-        <w:color w:val="348DA5" w:themeColor="accent5" w:themeShade="CC"/>
+        <w:color w:val="000000"/>
       </w:rPr>
       <w:tblPr/>
       <w:tcPr>
@@ -13336,7 +13337,7 @@
       <w:spacing w:after="0" w:line="240" w:lineRule="auto"/>
     </w:pPr>
     <w:rPr>
-      <w:color w:val="000000" w:themeColor="text1"/>
+      <w:color w:val="000000"/>
     </w:rPr>
     <w:tblPr>
       <w:tblStyleRowBandSize w:val="1"/>
@@ -13369,7 +13370,7 @@
       <w:rPr>
         <w:b/>
         <w:bCs/>
-        <w:color w:val="000000" w:themeColor="text1"/>
+        <w:color w:val="000000"/>
       </w:rPr>
       <w:tblPr/>
       <w:tcPr>
@@ -13378,7 +13379,7 @@
     </w:tblStylePr>
     <w:tblStylePr w:type="firstCol">
       <w:rPr>
-        <w:color w:val="FFFFFF" w:themeColor="background1"/>
+        <w:color w:val="000000"/>
       </w:rPr>
       <w:tblPr/>
       <w:tcPr>
@@ -13387,7 +13388,7 @@
     </w:tblStylePr>
     <w:tblStylePr w:type="lastCol">
       <w:rPr>
-        <w:color w:val="FFFFFF" w:themeColor="background1"/>
+        <w:color w:val="000000"/>
       </w:rPr>
       <w:tblPr/>
       <w:tcPr>
@@ -13416,7 +13417,7 @@
       <w:spacing w:after="0" w:line="240" w:lineRule="auto"/>
     </w:pPr>
     <w:rPr>
-      <w:color w:val="000000" w:themeColor="text1"/>
+      <w:color w:val="000000"/>
     </w:rPr>
     <w:tblPr>
       <w:tblStyleRowBandSize w:val="1"/>
@@ -13449,7 +13450,7 @@
       <w:rPr>
         <w:b/>
         <w:bCs/>
-        <w:color w:val="000000" w:themeColor="text1"/>
+        <w:color w:val="000000"/>
       </w:rPr>
       <w:tblPr/>
       <w:tcPr>
@@ -13458,7 +13459,7 @@
     </w:tblStylePr>
     <w:tblStylePr w:type="firstCol">
       <w:rPr>
-        <w:color w:val="FFFFFF" w:themeColor="background1"/>
+        <w:color w:val="000000"/>
       </w:rPr>
       <w:tblPr/>
       <w:tcPr>
@@ -13467,7 +13468,7 @@
     </w:tblStylePr>
     <w:tblStylePr w:type="lastCol">
       <w:rPr>
-        <w:color w:val="FFFFFF" w:themeColor="background1"/>
+        <w:color w:val="000000"/>
       </w:rPr>
       <w:tblPr/>
       <w:tcPr>
@@ -13496,7 +13497,7 @@
       <w:spacing w:after="0" w:line="240" w:lineRule="auto"/>
     </w:pPr>
     <w:rPr>
-      <w:color w:val="000000" w:themeColor="text1"/>
+      <w:color w:val="000000"/>
     </w:rPr>
     <w:tblPr>
       <w:tblStyleRowBandSize w:val="1"/>
@@ -13529,7 +13530,7 @@
       <w:rPr>
         <w:b/>
         <w:bCs/>
-        <w:color w:val="000000" w:themeColor="text1"/>
+        <w:color w:val="000000"/>
       </w:rPr>
       <w:tblPr/>
       <w:tcPr>
@@ -13538,7 +13539,7 @@
     </w:tblStylePr>
     <w:tblStylePr w:type="firstCol">
       <w:rPr>
-        <w:color w:val="FFFFFF" w:themeColor="background1"/>
+        <w:color w:val="000000"/>
       </w:rPr>
       <w:tblPr/>
       <w:tcPr>
@@ -13547,7 +13548,7 @@
     </w:tblStylePr>
     <w:tblStylePr w:type="lastCol">
       <w:rPr>
-        <w:color w:val="FFFFFF" w:themeColor="background1"/>
+        <w:color w:val="000000"/>
       </w:rPr>
       <w:tblPr/>
       <w:tcPr>
@@ -13576,7 +13577,7 @@
       <w:spacing w:after="0" w:line="240" w:lineRule="auto"/>
     </w:pPr>
     <w:rPr>
-      <w:color w:val="000000" w:themeColor="text1"/>
+      <w:color w:val="000000"/>
     </w:rPr>
     <w:tblPr>
       <w:tblStyleRowBandSize w:val="1"/>
@@ -13609,7 +13610,7 @@
       <w:rPr>
         <w:b/>
         <w:bCs/>
-        <w:color w:val="000000" w:themeColor="text1"/>
+        <w:color w:val="000000"/>
       </w:rPr>
       <w:tblPr/>
       <w:tcPr>
@@ -13618,7 +13619,7 @@
     </w:tblStylePr>
     <w:tblStylePr w:type="firstCol">
       <w:rPr>
-        <w:color w:val="FFFFFF" w:themeColor="background1"/>
+        <w:color w:val="000000"/>
       </w:rPr>
       <w:tblPr/>
       <w:tcPr>
@@ -13627,7 +13628,7 @@
     </w:tblStylePr>
     <w:tblStylePr w:type="lastCol">
       <w:rPr>
-        <w:color w:val="FFFFFF" w:themeColor="background1"/>
+        <w:color w:val="000000"/>
       </w:rPr>
       <w:tblPr/>
       <w:tcPr>
@@ -13656,7 +13657,7 @@
       <w:spacing w:after="0" w:line="240" w:lineRule="auto"/>
     </w:pPr>
     <w:rPr>
-      <w:color w:val="000000" w:themeColor="text1"/>
+      <w:color w:val="000000"/>
     </w:rPr>
     <w:tblPr>
       <w:tblStyleRowBandSize w:val="1"/>
@@ -13689,7 +13690,7 @@
       <w:rPr>
         <w:b/>
         <w:bCs/>
-        <w:color w:val="000000" w:themeColor="text1"/>
+        <w:color w:val="000000"/>
       </w:rPr>
       <w:tblPr/>
       <w:tcPr>
@@ -13698,7 +13699,7 @@
     </w:tblStylePr>
     <w:tblStylePr w:type="firstCol">
       <w:rPr>
-        <w:color w:val="FFFFFF" w:themeColor="background1"/>
+        <w:color w:val="000000"/>
       </w:rPr>
       <w:tblPr/>
       <w:tcPr>
@@ -13707,7 +13708,7 @@
     </w:tblStylePr>
     <w:tblStylePr w:type="lastCol">
       <w:rPr>
-        <w:color w:val="FFFFFF" w:themeColor="background1"/>
+        <w:color w:val="000000"/>
       </w:rPr>
       <w:tblPr/>
       <w:tcPr>
@@ -13736,7 +13737,7 @@
       <w:spacing w:after="0" w:line="240" w:lineRule="auto"/>
     </w:pPr>
     <w:rPr>
-      <w:color w:val="000000" w:themeColor="text1"/>
+      <w:color w:val="000000"/>
     </w:rPr>
     <w:tblPr>
       <w:tblStyleRowBandSize w:val="1"/>
@@ -13769,7 +13770,7 @@
       <w:rPr>
         <w:b/>
         <w:bCs/>
-        <w:color w:val="000000" w:themeColor="text1"/>
+        <w:color w:val="000000"/>
       </w:rPr>
       <w:tblPr/>
       <w:tcPr>
@@ -13778,7 +13779,7 @@
     </w:tblStylePr>
     <w:tblStylePr w:type="firstCol">
       <w:rPr>
-        <w:color w:val="FFFFFF" w:themeColor="background1"/>
+        <w:color w:val="000000"/>
       </w:rPr>
       <w:tblPr/>
       <w:tcPr>
@@ -13787,7 +13788,7 @@
     </w:tblStylePr>
     <w:tblStylePr w:type="lastCol">
       <w:rPr>
-        <w:color w:val="FFFFFF" w:themeColor="background1"/>
+        <w:color w:val="000000"/>
       </w:rPr>
       <w:tblPr/>
       <w:tcPr>
@@ -13816,7 +13817,7 @@
       <w:spacing w:after="0" w:line="240" w:lineRule="auto"/>
     </w:pPr>
     <w:rPr>
-      <w:color w:val="000000" w:themeColor="text1"/>
+      <w:color w:val="000000"/>
     </w:rPr>
     <w:tblPr>
       <w:tblStyleRowBandSize w:val="1"/>
@@ -13849,7 +13850,7 @@
       <w:rPr>
         <w:b/>
         <w:bCs/>
-        <w:color w:val="000000" w:themeColor="text1"/>
+        <w:color w:val="000000"/>
       </w:rPr>
       <w:tblPr/>
       <w:tcPr>
@@ -13858,7 +13859,7 @@
     </w:tblStylePr>
     <w:tblStylePr w:type="firstCol">
       <w:rPr>
-        <w:color w:val="FFFFFF" w:themeColor="background1"/>
+        <w:color w:val="000000"/>
       </w:rPr>
       <w:tblPr/>
       <w:tcPr>
@@ -13867,7 +13868,7 @@
     </w:tblStylePr>
     <w:tblStylePr w:type="lastCol">
       <w:rPr>
-        <w:color w:val="FFFFFF" w:themeColor="background1"/>
+        <w:color w:val="000000"/>
       </w:rPr>
       <w:tblPr/>
       <w:tcPr>
